--- a/corpus/docx/level-049/template.docx
+++ b/corpus/docx/level-049/template.docx
@@ -15,7 +15,10 @@
         <w:t xml:space="preserve">{</w:t>
       </w:r>
       <w:r>
-        <w:t xml:space="preserve">{</w:t>
+        <w:t xml:space="preserve">d</w:t>
+      </w:r>
+      <w:r>
+        <w:t xml:space="preserve">.</w:t>
       </w:r>
       <w:r>
         <w:t xml:space="preserve">t</w:t>
@@ -31,9 +34,6 @@
       </w:r>
       <w:r>
         <w:t xml:space="preserve">e</w:t>
-      </w:r>
-      <w:r>
-        <w:t xml:space="preserve">}</w:t>
       </w:r>
       <w:r>
         <w:t xml:space="preserve">}</w:t>
@@ -44,16 +44,19 @@
         <w:t xml:space="preserve">{</w:t>
       </w:r>
       <w:r>
-        <w:t xml:space="preserve">{</w:t>
+        <w:t xml:space="preserve">d</w:t>
+      </w:r>
+      <w:r>
+        <w:t xml:space="preserve">.</w:t>
       </w:r>
       <w:r>
         <w:t xml:space="preserve">c</w:t>
       </w:r>
       <w:r>
-        <w:t xml:space="preserve">u</w:t>
-      </w:r>
-      <w:r>
-        <w:t xml:space="preserve">st</w:t>
+        <w:t xml:space="preserve">us</w:t>
+      </w:r>
+      <w:r>
+        <w:t xml:space="preserve">t</w:t>
       </w:r>
       <w:r>
         <w:t xml:space="preserve">o</w:t>
@@ -65,10 +68,7 @@
         <w:t xml:space="preserve">e</w:t>
       </w:r>
       <w:r>
-        <w:t xml:space="preserve">r</w:t>
-      </w:r>
-      <w:r>
-        <w:t xml:space="preserve">}}</w:t>
+        <w:t xml:space="preserve">r}</w:t>
       </w:r>
     </w:p>
     <w:p>
@@ -76,7 +76,10 @@
         <w:t xml:space="preserve">{</w:t>
       </w:r>
       <w:r>
-        <w:t xml:space="preserve">{</w:t>
+        <w:t xml:space="preserve">d</w:t>
+      </w:r>
+      <w:r>
+        <w:t xml:space="preserve">.</w:t>
       </w:r>
       <w:r>
         <w:t xml:space="preserve">s</w:t>
@@ -95,9 +98,6 @@
       </w:r>
       <w:r>
         <w:t xml:space="preserve">d</w:t>
-      </w:r>
-      <w:r>
-        <w:t xml:space="preserve">}</w:t>
       </w:r>
       <w:r>
         <w:t xml:space="preserve">}</w:t>
@@ -108,7 +108,10 @@
         <w:t xml:space="preserve">{</w:t>
       </w:r>
       <w:r>
-        <w:t xml:space="preserve">{</w:t>
+        <w:t xml:space="preserve">d</w:t>
+      </w:r>
+      <w:r>
+        <w:t xml:space="preserve">.</w:t>
       </w:r>
       <w:r>
         <w:t xml:space="preserve">l</w:t>
@@ -129,10 +132,7 @@
         <w:t xml:space="preserve">a</w:t>
       </w:r>
       <w:r>
-        <w:t xml:space="preserve">l</w:t>
-      </w:r>
-      <w:r>
-        <w:t xml:space="preserve">}}</w:t>
+        <w:t xml:space="preserve">l}</w:t>
       </w:r>
     </w:p>
     <w:p>
@@ -140,7 +140,10 @@
         <w:t xml:space="preserve">{</w:t>
       </w:r>
       <w:r>
-        <w:t xml:space="preserve">{</w:t>
+        <w:t xml:space="preserve">d</w:t>
+      </w:r>
+      <w:r>
+        <w:t xml:space="preserve">.</w:t>
       </w:r>
       <w:r>
         <w:t xml:space="preserve">c</w:t>
@@ -156,9 +159,6 @@
       </w:r>
       <w:r>
         <w:t xml:space="preserve">t</w:t>
-      </w:r>
-      <w:r>
-        <w:t xml:space="preserve">}</w:t>
       </w:r>
       <w:r>
         <w:t xml:space="preserve">}</w:t>
@@ -169,7 +169,10 @@
         <w:t xml:space="preserve">{</w:t>
       </w:r>
       <w:r>
-        <w:t xml:space="preserve">{</w:t>
+        <w:t xml:space="preserve">d</w:t>
+      </w:r>
+      <w:r>
+        <w:t xml:space="preserve">.</w:t>
       </w:r>
       <w:r>
         <w:t xml:space="preserve">e</w:t>
@@ -190,10 +193,7 @@
         <w:t xml:space="preserve">e</w:t>
       </w:r>
       <w:r>
-        <w:t xml:space="preserve">d</w:t>
-      </w:r>
-      <w:r>
-        <w:t xml:space="preserve">}}</w:t>
+        <w:t xml:space="preserve">d}</w:t>
       </w:r>
     </w:p>
     <w:p>
@@ -201,7 +201,7 @@
         <w:drawing>
           <wp:inline distT="0" distB="0" distL="0" distR="0">
             <wp:extent cx="914400" cy="609600"/>
-            <wp:docPr id="1" name="Picture 1" descr="{{image:red}}"/>
+            <wp:docPr id="1" name="Picture 1" descr="{d.red}"/>
             <a:graphic>
               <a:graphicData uri="http://schemas.openxmlformats.org/drawingml/2006/picture">
                 <pic:pic>
@@ -236,7 +236,7 @@
         <w:drawing>
           <wp:inline distT="0" distB="0" distL="0" distR="0">
             <wp:extent cx="960120" cy="609600"/>
-            <wp:docPr id="2" name="Picture 2" descr="{{image:blue}}"/>
+            <wp:docPr id="2" name="Picture 2" descr="{d.blue}"/>
             <a:graphic>
               <a:graphicData uri="http://schemas.openxmlformats.org/drawingml/2006/picture">
                 <pic:pic>
@@ -271,7 +271,7 @@
         <w:drawing>
           <wp:inline distT="0" distB="0" distL="0" distR="0">
             <wp:extent cx="1005840" cy="609600"/>
-            <wp:docPr id="3" name="Picture 3" descr="{{image:red}}"/>
+            <wp:docPr id="3" name="Picture 3" descr="{d.red}"/>
             <a:graphic>
               <a:graphicData uri="http://schemas.openxmlformats.org/drawingml/2006/picture">
                 <pic:pic>
@@ -306,7 +306,7 @@
         <w:drawing>
           <wp:inline distT="0" distB="0" distL="0" distR="0">
             <wp:extent cx="1051560" cy="609600"/>
-            <wp:docPr id="4" name="Picture 4" descr="{{image:blue}}"/>
+            <wp:docPr id="4" name="Picture 4" descr="{d.blue}"/>
             <a:graphic>
               <a:graphicData uri="http://schemas.openxmlformats.org/drawingml/2006/picture">
                 <pic:pic>
@@ -341,7 +341,7 @@
         <w:drawing>
           <wp:inline distT="0" distB="0" distL="0" distR="0">
             <wp:extent cx="1097280" cy="609600"/>
-            <wp:docPr id="5" name="Picture 5" descr="{{image:red}}"/>
+            <wp:docPr id="5" name="Picture 5" descr="{d.red}"/>
             <a:graphic>
               <a:graphicData uri="http://schemas.openxmlformats.org/drawingml/2006/picture">
                 <pic:pic>
@@ -376,7 +376,7 @@
         <w:drawing>
           <wp:inline distT="0" distB="0" distL="0" distR="0">
             <wp:extent cx="1143000" cy="609600"/>
-            <wp:docPr id="6" name="Picture 6" descr="{{image:blue}}"/>
+            <wp:docPr id="6" name="Picture 6" descr="{d.blue}"/>
             <a:graphic>
               <a:graphicData uri="http://schemas.openxmlformats.org/drawingml/2006/picture">
                 <pic:pic>
@@ -411,7 +411,7 @@
         <w:drawing>
           <wp:inline distT="0" distB="0" distL="0" distR="0">
             <wp:extent cx="1188720" cy="609600"/>
-            <wp:docPr id="7" name="Picture 7" descr="{{image:red}}"/>
+            <wp:docPr id="7" name="Picture 7" descr="{d.red}"/>
             <a:graphic>
               <a:graphicData uri="http://schemas.openxmlformats.org/drawingml/2006/picture">
                 <pic:pic>
@@ -446,7 +446,7 @@
         <w:drawing>
           <wp:inline distT="0" distB="0" distL="0" distR="0">
             <wp:extent cx="1234440" cy="609600"/>
-            <wp:docPr id="8" name="Picture 8" descr="{{image:blue}}"/>
+            <wp:docPr id="8" name="Picture 8" descr="{d.blue}"/>
             <a:graphic>
               <a:graphicData uri="http://schemas.openxmlformats.org/drawingml/2006/picture">
                 <pic:pic>
@@ -481,7 +481,7 @@
         <w:drawing>
           <wp:inline distT="0" distB="0" distL="0" distR="0">
             <wp:extent cx="1280160" cy="609600"/>
-            <wp:docPr id="9" name="Picture 9" descr="{{image:red}}"/>
+            <wp:docPr id="9" name="Picture 9" descr="{d.red}"/>
             <a:graphic>
               <a:graphicData uri="http://schemas.openxmlformats.org/drawingml/2006/picture">
                 <pic:pic>
@@ -516,7 +516,7 @@
         <w:drawing>
           <wp:inline distT="0" distB="0" distL="0" distR="0">
             <wp:extent cx="1325880" cy="609600"/>
-            <wp:docPr id="10" name="Picture 10" descr="{{image:blue}}"/>
+            <wp:docPr id="10" name="Picture 10" descr="{d.blue}"/>
             <a:graphic>
               <a:graphicData uri="http://schemas.openxmlformats.org/drawingml/2006/picture">
                 <pic:pic>
@@ -575,16 +575,19 @@
               <w:t xml:space="preserve">{</w:t>
             </w:r>
             <w:r>
-              <w:t xml:space="preserve">{</w:t>
+              <w:t xml:space="preserve">d</w:t>
+            </w:r>
+            <w:r>
+              <w:t xml:space="preserve">.</w:t>
             </w:r>
             <w:r>
               <w:t xml:space="preserve">c</w:t>
             </w:r>
             <w:r>
-              <w:t xml:space="preserve">u</w:t>
-            </w:r>
-            <w:r>
-              <w:t xml:space="preserve">st</w:t>
+              <w:t xml:space="preserve">us</w:t>
+            </w:r>
+            <w:r>
+              <w:t xml:space="preserve">t</w:t>
             </w:r>
             <w:r>
               <w:t xml:space="preserve">o</w:t>
@@ -596,10 +599,7 @@
               <w:t xml:space="preserve">e</w:t>
             </w:r>
             <w:r>
-              <w:t xml:space="preserve">r</w:t>
-            </w:r>
-            <w:r>
-              <w:t xml:space="preserve">}}</w:t>
+              <w:t xml:space="preserve">r}</w:t>
             </w:r>
           </w:p>
         </w:tc>
@@ -615,16 +615,19 @@
               <w:t xml:space="preserve">{</w:t>
             </w:r>
             <w:r>
-              <w:t xml:space="preserve">{</w:t>
+              <w:t xml:space="preserve">d</w:t>
+            </w:r>
+            <w:r>
+              <w:t xml:space="preserve">.</w:t>
             </w:r>
             <w:r>
               <w:t xml:space="preserve">c</w:t>
             </w:r>
             <w:r>
-              <w:t xml:space="preserve">u</w:t>
-            </w:r>
-            <w:r>
-              <w:t xml:space="preserve">st</w:t>
+              <w:t xml:space="preserve">us</w:t>
+            </w:r>
+            <w:r>
+              <w:t xml:space="preserve">t</w:t>
             </w:r>
             <w:r>
               <w:t xml:space="preserve">o</w:t>
@@ -636,10 +639,7 @@
               <w:t xml:space="preserve">e</w:t>
             </w:r>
             <w:r>
-              <w:t xml:space="preserve">r</w:t>
-            </w:r>
-            <w:r>
-              <w:t xml:space="preserve">}}</w:t>
+              <w:t xml:space="preserve">r}</w:t>
             </w:r>
           </w:p>
         </w:tc>
@@ -655,16 +655,19 @@
               <w:t xml:space="preserve">{</w:t>
             </w:r>
             <w:r>
-              <w:t xml:space="preserve">{</w:t>
+              <w:t xml:space="preserve">d</w:t>
+            </w:r>
+            <w:r>
+              <w:t xml:space="preserve">.</w:t>
             </w:r>
             <w:r>
               <w:t xml:space="preserve">c</w:t>
             </w:r>
             <w:r>
-              <w:t xml:space="preserve">u</w:t>
-            </w:r>
-            <w:r>
-              <w:t xml:space="preserve">st</w:t>
+              <w:t xml:space="preserve">us</w:t>
+            </w:r>
+            <w:r>
+              <w:t xml:space="preserve">t</w:t>
             </w:r>
             <w:r>
               <w:t xml:space="preserve">o</w:t>
@@ -676,10 +679,7 @@
               <w:t xml:space="preserve">e</w:t>
             </w:r>
             <w:r>
-              <w:t xml:space="preserve">r</w:t>
-            </w:r>
-            <w:r>
-              <w:t xml:space="preserve">}}</w:t>
+              <w:t xml:space="preserve">r}</w:t>
             </w:r>
           </w:p>
         </w:tc>
@@ -695,16 +695,19 @@
               <w:t xml:space="preserve">{</w:t>
             </w:r>
             <w:r>
-              <w:t xml:space="preserve">{</w:t>
+              <w:t xml:space="preserve">d</w:t>
+            </w:r>
+            <w:r>
+              <w:t xml:space="preserve">.</w:t>
             </w:r>
             <w:r>
               <w:t xml:space="preserve">c</w:t>
             </w:r>
             <w:r>
-              <w:t xml:space="preserve">u</w:t>
-            </w:r>
-            <w:r>
-              <w:t xml:space="preserve">st</w:t>
+              <w:t xml:space="preserve">us</w:t>
+            </w:r>
+            <w:r>
+              <w:t xml:space="preserve">t</w:t>
             </w:r>
             <w:r>
               <w:t xml:space="preserve">o</w:t>
@@ -716,10 +719,7 @@
               <w:t xml:space="preserve">e</w:t>
             </w:r>
             <w:r>
-              <w:t xml:space="preserve">r</w:t>
-            </w:r>
-            <w:r>
-              <w:t xml:space="preserve">}}</w:t>
+              <w:t xml:space="preserve">r}</w:t>
             </w:r>
           </w:p>
         </w:tc>
@@ -737,16 +737,19 @@
               <w:t xml:space="preserve">{</w:t>
             </w:r>
             <w:r>
-              <w:t xml:space="preserve">{</w:t>
+              <w:t xml:space="preserve">d</w:t>
+            </w:r>
+            <w:r>
+              <w:t xml:space="preserve">.</w:t>
             </w:r>
             <w:r>
               <w:t xml:space="preserve">c</w:t>
             </w:r>
             <w:r>
-              <w:t xml:space="preserve">u</w:t>
-            </w:r>
-            <w:r>
-              <w:t xml:space="preserve">st</w:t>
+              <w:t xml:space="preserve">us</w:t>
+            </w:r>
+            <w:r>
+              <w:t xml:space="preserve">t</w:t>
             </w:r>
             <w:r>
               <w:t xml:space="preserve">o</w:t>
@@ -758,10 +761,7 @@
               <w:t xml:space="preserve">e</w:t>
             </w:r>
             <w:r>
-              <w:t xml:space="preserve">r</w:t>
-            </w:r>
-            <w:r>
-              <w:t xml:space="preserve">}}</w:t>
+              <w:t xml:space="preserve">r}</w:t>
             </w:r>
           </w:p>
         </w:tc>
@@ -777,16 +777,19 @@
               <w:t xml:space="preserve">{</w:t>
             </w:r>
             <w:r>
-              <w:t xml:space="preserve">{</w:t>
+              <w:t xml:space="preserve">d</w:t>
+            </w:r>
+            <w:r>
+              <w:t xml:space="preserve">.</w:t>
             </w:r>
             <w:r>
               <w:t xml:space="preserve">c</w:t>
             </w:r>
             <w:r>
-              <w:t xml:space="preserve">u</w:t>
-            </w:r>
-            <w:r>
-              <w:t xml:space="preserve">st</w:t>
+              <w:t xml:space="preserve">us</w:t>
+            </w:r>
+            <w:r>
+              <w:t xml:space="preserve">t</w:t>
             </w:r>
             <w:r>
               <w:t xml:space="preserve">o</w:t>
@@ -798,10 +801,7 @@
               <w:t xml:space="preserve">e</w:t>
             </w:r>
             <w:r>
-              <w:t xml:space="preserve">r</w:t>
-            </w:r>
-            <w:r>
-              <w:t xml:space="preserve">}}</w:t>
+              <w:t xml:space="preserve">r}</w:t>
             </w:r>
           </w:p>
         </w:tc>
@@ -817,16 +817,19 @@
               <w:t xml:space="preserve">{</w:t>
             </w:r>
             <w:r>
-              <w:t xml:space="preserve">{</w:t>
+              <w:t xml:space="preserve">d</w:t>
+            </w:r>
+            <w:r>
+              <w:t xml:space="preserve">.</w:t>
             </w:r>
             <w:r>
               <w:t xml:space="preserve">c</w:t>
             </w:r>
             <w:r>
-              <w:t xml:space="preserve">u</w:t>
-            </w:r>
-            <w:r>
-              <w:t xml:space="preserve">st</w:t>
+              <w:t xml:space="preserve">us</w:t>
+            </w:r>
+            <w:r>
+              <w:t xml:space="preserve">t</w:t>
             </w:r>
             <w:r>
               <w:t xml:space="preserve">o</w:t>
@@ -838,10 +841,7 @@
               <w:t xml:space="preserve">e</w:t>
             </w:r>
             <w:r>
-              <w:t xml:space="preserve">r</w:t>
-            </w:r>
-            <w:r>
-              <w:t xml:space="preserve">}}</w:t>
+              <w:t xml:space="preserve">r}</w:t>
             </w:r>
           </w:p>
         </w:tc>
@@ -857,16 +857,19 @@
               <w:t xml:space="preserve">{</w:t>
             </w:r>
             <w:r>
-              <w:t xml:space="preserve">{</w:t>
+              <w:t xml:space="preserve">d</w:t>
+            </w:r>
+            <w:r>
+              <w:t xml:space="preserve">.</w:t>
             </w:r>
             <w:r>
               <w:t xml:space="preserve">c</w:t>
             </w:r>
             <w:r>
-              <w:t xml:space="preserve">u</w:t>
-            </w:r>
-            <w:r>
-              <w:t xml:space="preserve">st</w:t>
+              <w:t xml:space="preserve">us</w:t>
+            </w:r>
+            <w:r>
+              <w:t xml:space="preserve">t</w:t>
             </w:r>
             <w:r>
               <w:t xml:space="preserve">o</w:t>
@@ -878,10 +881,7 @@
               <w:t xml:space="preserve">e</w:t>
             </w:r>
             <w:r>
-              <w:t xml:space="preserve">r</w:t>
-            </w:r>
-            <w:r>
-              <w:t xml:space="preserve">}}</w:t>
+              <w:t xml:space="preserve">r}</w:t>
             </w:r>
           </w:p>
         </w:tc>
@@ -899,16 +899,19 @@
               <w:t xml:space="preserve">{</w:t>
             </w:r>
             <w:r>
-              <w:t xml:space="preserve">{</w:t>
+              <w:t xml:space="preserve">d</w:t>
+            </w:r>
+            <w:r>
+              <w:t xml:space="preserve">.</w:t>
             </w:r>
             <w:r>
               <w:t xml:space="preserve">c</w:t>
             </w:r>
             <w:r>
-              <w:t xml:space="preserve">u</w:t>
-            </w:r>
-            <w:r>
-              <w:t xml:space="preserve">st</w:t>
+              <w:t xml:space="preserve">us</w:t>
+            </w:r>
+            <w:r>
+              <w:t xml:space="preserve">t</w:t>
             </w:r>
             <w:r>
               <w:t xml:space="preserve">o</w:t>
@@ -920,10 +923,7 @@
               <w:t xml:space="preserve">e</w:t>
             </w:r>
             <w:r>
-              <w:t xml:space="preserve">r</w:t>
-            </w:r>
-            <w:r>
-              <w:t xml:space="preserve">}}</w:t>
+              <w:t xml:space="preserve">r}</w:t>
             </w:r>
           </w:p>
         </w:tc>
@@ -939,16 +939,19 @@
               <w:t xml:space="preserve">{</w:t>
             </w:r>
             <w:r>
-              <w:t xml:space="preserve">{</w:t>
+              <w:t xml:space="preserve">d</w:t>
+            </w:r>
+            <w:r>
+              <w:t xml:space="preserve">.</w:t>
             </w:r>
             <w:r>
               <w:t xml:space="preserve">c</w:t>
             </w:r>
             <w:r>
-              <w:t xml:space="preserve">u</w:t>
-            </w:r>
-            <w:r>
-              <w:t xml:space="preserve">st</w:t>
+              <w:t xml:space="preserve">us</w:t>
+            </w:r>
+            <w:r>
+              <w:t xml:space="preserve">t</w:t>
             </w:r>
             <w:r>
               <w:t xml:space="preserve">o</w:t>
@@ -960,10 +963,7 @@
               <w:t xml:space="preserve">e</w:t>
             </w:r>
             <w:r>
-              <w:t xml:space="preserve">r</w:t>
-            </w:r>
-            <w:r>
-              <w:t xml:space="preserve">}}</w:t>
+              <w:t xml:space="preserve">r}</w:t>
             </w:r>
           </w:p>
         </w:tc>
@@ -979,16 +979,19 @@
               <w:t xml:space="preserve">{</w:t>
             </w:r>
             <w:r>
-              <w:t xml:space="preserve">{</w:t>
+              <w:t xml:space="preserve">d</w:t>
+            </w:r>
+            <w:r>
+              <w:t xml:space="preserve">.</w:t>
             </w:r>
             <w:r>
               <w:t xml:space="preserve">c</w:t>
             </w:r>
             <w:r>
-              <w:t xml:space="preserve">u</w:t>
-            </w:r>
-            <w:r>
-              <w:t xml:space="preserve">st</w:t>
+              <w:t xml:space="preserve">us</w:t>
+            </w:r>
+            <w:r>
+              <w:t xml:space="preserve">t</w:t>
             </w:r>
             <w:r>
               <w:t xml:space="preserve">o</w:t>
@@ -1000,10 +1003,7 @@
               <w:t xml:space="preserve">e</w:t>
             </w:r>
             <w:r>
-              <w:t xml:space="preserve">r</w:t>
-            </w:r>
-            <w:r>
-              <w:t xml:space="preserve">}}</w:t>
+              <w:t xml:space="preserve">r}</w:t>
             </w:r>
           </w:p>
         </w:tc>
@@ -1019,16 +1019,19 @@
               <w:t xml:space="preserve">{</w:t>
             </w:r>
             <w:r>
-              <w:t xml:space="preserve">{</w:t>
+              <w:t xml:space="preserve">d</w:t>
+            </w:r>
+            <w:r>
+              <w:t xml:space="preserve">.</w:t>
             </w:r>
             <w:r>
               <w:t xml:space="preserve">c</w:t>
             </w:r>
             <w:r>
-              <w:t xml:space="preserve">u</w:t>
-            </w:r>
-            <w:r>
-              <w:t xml:space="preserve">st</w:t>
+              <w:t xml:space="preserve">us</w:t>
+            </w:r>
+            <w:r>
+              <w:t xml:space="preserve">t</w:t>
             </w:r>
             <w:r>
               <w:t xml:space="preserve">o</w:t>
@@ -1040,10 +1043,7 @@
               <w:t xml:space="preserve">e</w:t>
             </w:r>
             <w:r>
-              <w:t xml:space="preserve">r</w:t>
-            </w:r>
-            <w:r>
-              <w:t xml:space="preserve">}}</w:t>
+              <w:t xml:space="preserve">r}</w:t>
             </w:r>
           </w:p>
         </w:tc>
@@ -1061,16 +1061,19 @@
               <w:t xml:space="preserve">{</w:t>
             </w:r>
             <w:r>
-              <w:t xml:space="preserve">{</w:t>
+              <w:t xml:space="preserve">d</w:t>
+            </w:r>
+            <w:r>
+              <w:t xml:space="preserve">.</w:t>
             </w:r>
             <w:r>
               <w:t xml:space="preserve">c</w:t>
             </w:r>
             <w:r>
-              <w:t xml:space="preserve">u</w:t>
-            </w:r>
-            <w:r>
-              <w:t xml:space="preserve">st</w:t>
+              <w:t xml:space="preserve">us</w:t>
+            </w:r>
+            <w:r>
+              <w:t xml:space="preserve">t</w:t>
             </w:r>
             <w:r>
               <w:t xml:space="preserve">o</w:t>
@@ -1082,10 +1085,7 @@
               <w:t xml:space="preserve">e</w:t>
             </w:r>
             <w:r>
-              <w:t xml:space="preserve">r</w:t>
-            </w:r>
-            <w:r>
-              <w:t xml:space="preserve">}}</w:t>
+              <w:t xml:space="preserve">r}</w:t>
             </w:r>
           </w:p>
         </w:tc>
@@ -1101,16 +1101,19 @@
               <w:t xml:space="preserve">{</w:t>
             </w:r>
             <w:r>
-              <w:t xml:space="preserve">{</w:t>
+              <w:t xml:space="preserve">d</w:t>
+            </w:r>
+            <w:r>
+              <w:t xml:space="preserve">.</w:t>
             </w:r>
             <w:r>
               <w:t xml:space="preserve">c</w:t>
             </w:r>
             <w:r>
-              <w:t xml:space="preserve">u</w:t>
-            </w:r>
-            <w:r>
-              <w:t xml:space="preserve">st</w:t>
+              <w:t xml:space="preserve">us</w:t>
+            </w:r>
+            <w:r>
+              <w:t xml:space="preserve">t</w:t>
             </w:r>
             <w:r>
               <w:t xml:space="preserve">o</w:t>
@@ -1122,10 +1125,7 @@
               <w:t xml:space="preserve">e</w:t>
             </w:r>
             <w:r>
-              <w:t xml:space="preserve">r</w:t>
-            </w:r>
-            <w:r>
-              <w:t xml:space="preserve">}}</w:t>
+              <w:t xml:space="preserve">r}</w:t>
             </w:r>
           </w:p>
         </w:tc>
@@ -1141,16 +1141,19 @@
               <w:t xml:space="preserve">{</w:t>
             </w:r>
             <w:r>
-              <w:t xml:space="preserve">{</w:t>
+              <w:t xml:space="preserve">d</w:t>
+            </w:r>
+            <w:r>
+              <w:t xml:space="preserve">.</w:t>
             </w:r>
             <w:r>
               <w:t xml:space="preserve">c</w:t>
             </w:r>
             <w:r>
-              <w:t xml:space="preserve">u</w:t>
-            </w:r>
-            <w:r>
-              <w:t xml:space="preserve">st</w:t>
+              <w:t xml:space="preserve">us</w:t>
+            </w:r>
+            <w:r>
+              <w:t xml:space="preserve">t</w:t>
             </w:r>
             <w:r>
               <w:t xml:space="preserve">o</w:t>
@@ -1162,10 +1165,7 @@
               <w:t xml:space="preserve">e</w:t>
             </w:r>
             <w:r>
-              <w:t xml:space="preserve">r</w:t>
-            </w:r>
-            <w:r>
-              <w:t xml:space="preserve">}}</w:t>
+              <w:t xml:space="preserve">r}</w:t>
             </w:r>
           </w:p>
         </w:tc>
@@ -1181,16 +1181,19 @@
               <w:t xml:space="preserve">{</w:t>
             </w:r>
             <w:r>
-              <w:t xml:space="preserve">{</w:t>
+              <w:t xml:space="preserve">d</w:t>
+            </w:r>
+            <w:r>
+              <w:t xml:space="preserve">.</w:t>
             </w:r>
             <w:r>
               <w:t xml:space="preserve">c</w:t>
             </w:r>
             <w:r>
-              <w:t xml:space="preserve">u</w:t>
-            </w:r>
-            <w:r>
-              <w:t xml:space="preserve">st</w:t>
+              <w:t xml:space="preserve">us</w:t>
+            </w:r>
+            <w:r>
+              <w:t xml:space="preserve">t</w:t>
             </w:r>
             <w:r>
               <w:t xml:space="preserve">o</w:t>
@@ -1202,10 +1205,7 @@
               <w:t xml:space="preserve">e</w:t>
             </w:r>
             <w:r>
-              <w:t xml:space="preserve">r</w:t>
-            </w:r>
-            <w:r>
-              <w:t xml:space="preserve">}}</w:t>
+              <w:t xml:space="preserve">r}</w:t>
             </w:r>
           </w:p>
         </w:tc>
@@ -1223,16 +1223,19 @@
               <w:t xml:space="preserve">{</w:t>
             </w:r>
             <w:r>
-              <w:t xml:space="preserve">{</w:t>
+              <w:t xml:space="preserve">d</w:t>
+            </w:r>
+            <w:r>
+              <w:t xml:space="preserve">.</w:t>
             </w:r>
             <w:r>
               <w:t xml:space="preserve">c</w:t>
             </w:r>
             <w:r>
-              <w:t xml:space="preserve">u</w:t>
-            </w:r>
-            <w:r>
-              <w:t xml:space="preserve">st</w:t>
+              <w:t xml:space="preserve">us</w:t>
+            </w:r>
+            <w:r>
+              <w:t xml:space="preserve">t</w:t>
             </w:r>
             <w:r>
               <w:t xml:space="preserve">o</w:t>
@@ -1244,10 +1247,7 @@
               <w:t xml:space="preserve">e</w:t>
             </w:r>
             <w:r>
-              <w:t xml:space="preserve">r</w:t>
-            </w:r>
-            <w:r>
-              <w:t xml:space="preserve">}}</w:t>
+              <w:t xml:space="preserve">r}</w:t>
             </w:r>
           </w:p>
         </w:tc>
@@ -1263,16 +1263,19 @@
               <w:t xml:space="preserve">{</w:t>
             </w:r>
             <w:r>
-              <w:t xml:space="preserve">{</w:t>
+              <w:t xml:space="preserve">d</w:t>
+            </w:r>
+            <w:r>
+              <w:t xml:space="preserve">.</w:t>
             </w:r>
             <w:r>
               <w:t xml:space="preserve">c</w:t>
             </w:r>
             <w:r>
-              <w:t xml:space="preserve">u</w:t>
-            </w:r>
-            <w:r>
-              <w:t xml:space="preserve">st</w:t>
+              <w:t xml:space="preserve">us</w:t>
+            </w:r>
+            <w:r>
+              <w:t xml:space="preserve">t</w:t>
             </w:r>
             <w:r>
               <w:t xml:space="preserve">o</w:t>
@@ -1284,10 +1287,7 @@
               <w:t xml:space="preserve">e</w:t>
             </w:r>
             <w:r>
-              <w:t xml:space="preserve">r</w:t>
-            </w:r>
-            <w:r>
-              <w:t xml:space="preserve">}}</w:t>
+              <w:t xml:space="preserve">r}</w:t>
             </w:r>
           </w:p>
         </w:tc>
@@ -1303,16 +1303,19 @@
               <w:t xml:space="preserve">{</w:t>
             </w:r>
             <w:r>
-              <w:t xml:space="preserve">{</w:t>
+              <w:t xml:space="preserve">d</w:t>
+            </w:r>
+            <w:r>
+              <w:t xml:space="preserve">.</w:t>
             </w:r>
             <w:r>
               <w:t xml:space="preserve">c</w:t>
             </w:r>
             <w:r>
-              <w:t xml:space="preserve">u</w:t>
-            </w:r>
-            <w:r>
-              <w:t xml:space="preserve">st</w:t>
+              <w:t xml:space="preserve">us</w:t>
+            </w:r>
+            <w:r>
+              <w:t xml:space="preserve">t</w:t>
             </w:r>
             <w:r>
               <w:t xml:space="preserve">o</w:t>
@@ -1324,10 +1327,7 @@
               <w:t xml:space="preserve">e</w:t>
             </w:r>
             <w:r>
-              <w:t xml:space="preserve">r</w:t>
-            </w:r>
-            <w:r>
-              <w:t xml:space="preserve">}}</w:t>
+              <w:t xml:space="preserve">r}</w:t>
             </w:r>
           </w:p>
         </w:tc>
@@ -1343,16 +1343,19 @@
               <w:t xml:space="preserve">{</w:t>
             </w:r>
             <w:r>
-              <w:t xml:space="preserve">{</w:t>
+              <w:t xml:space="preserve">d</w:t>
+            </w:r>
+            <w:r>
+              <w:t xml:space="preserve">.</w:t>
             </w:r>
             <w:r>
               <w:t xml:space="preserve">c</w:t>
             </w:r>
             <w:r>
-              <w:t xml:space="preserve">u</w:t>
-            </w:r>
-            <w:r>
-              <w:t xml:space="preserve">st</w:t>
+              <w:t xml:space="preserve">us</w:t>
+            </w:r>
+            <w:r>
+              <w:t xml:space="preserve">t</w:t>
             </w:r>
             <w:r>
               <w:t xml:space="preserve">o</w:t>
@@ -1364,10 +1367,7 @@
               <w:t xml:space="preserve">e</w:t>
             </w:r>
             <w:r>
-              <w:t xml:space="preserve">r</w:t>
-            </w:r>
-            <w:r>
-              <w:t xml:space="preserve">}}</w:t>
+              <w:t xml:space="preserve">r}</w:t>
             </w:r>
           </w:p>
         </w:tc>
@@ -1385,16 +1385,19 @@
               <w:t xml:space="preserve">{</w:t>
             </w:r>
             <w:r>
-              <w:t xml:space="preserve">{</w:t>
+              <w:t xml:space="preserve">d</w:t>
+            </w:r>
+            <w:r>
+              <w:t xml:space="preserve">.</w:t>
             </w:r>
             <w:r>
               <w:t xml:space="preserve">c</w:t>
             </w:r>
             <w:r>
-              <w:t xml:space="preserve">u</w:t>
-            </w:r>
-            <w:r>
-              <w:t xml:space="preserve">st</w:t>
+              <w:t xml:space="preserve">us</w:t>
+            </w:r>
+            <w:r>
+              <w:t xml:space="preserve">t</w:t>
             </w:r>
             <w:r>
               <w:t xml:space="preserve">o</w:t>
@@ -1406,10 +1409,7 @@
               <w:t xml:space="preserve">e</w:t>
             </w:r>
             <w:r>
-              <w:t xml:space="preserve">r</w:t>
-            </w:r>
-            <w:r>
-              <w:t xml:space="preserve">}}</w:t>
+              <w:t xml:space="preserve">r}</w:t>
             </w:r>
           </w:p>
         </w:tc>
@@ -1425,16 +1425,19 @@
               <w:t xml:space="preserve">{</w:t>
             </w:r>
             <w:r>
-              <w:t xml:space="preserve">{</w:t>
+              <w:t xml:space="preserve">d</w:t>
+            </w:r>
+            <w:r>
+              <w:t xml:space="preserve">.</w:t>
             </w:r>
             <w:r>
               <w:t xml:space="preserve">c</w:t>
             </w:r>
             <w:r>
-              <w:t xml:space="preserve">u</w:t>
-            </w:r>
-            <w:r>
-              <w:t xml:space="preserve">st</w:t>
+              <w:t xml:space="preserve">us</w:t>
+            </w:r>
+            <w:r>
+              <w:t xml:space="preserve">t</w:t>
             </w:r>
             <w:r>
               <w:t xml:space="preserve">o</w:t>
@@ -1446,10 +1449,7 @@
               <w:t xml:space="preserve">e</w:t>
             </w:r>
             <w:r>
-              <w:t xml:space="preserve">r</w:t>
-            </w:r>
-            <w:r>
-              <w:t xml:space="preserve">}}</w:t>
+              <w:t xml:space="preserve">r}</w:t>
             </w:r>
           </w:p>
         </w:tc>
@@ -1465,16 +1465,19 @@
               <w:t xml:space="preserve">{</w:t>
             </w:r>
             <w:r>
-              <w:t xml:space="preserve">{</w:t>
+              <w:t xml:space="preserve">d</w:t>
+            </w:r>
+            <w:r>
+              <w:t xml:space="preserve">.</w:t>
             </w:r>
             <w:r>
               <w:t xml:space="preserve">c</w:t>
             </w:r>
             <w:r>
-              <w:t xml:space="preserve">u</w:t>
-            </w:r>
-            <w:r>
-              <w:t xml:space="preserve">st</w:t>
+              <w:t xml:space="preserve">us</w:t>
+            </w:r>
+            <w:r>
+              <w:t xml:space="preserve">t</w:t>
             </w:r>
             <w:r>
               <w:t xml:space="preserve">o</w:t>
@@ -1486,10 +1489,7 @@
               <w:t xml:space="preserve">e</w:t>
             </w:r>
             <w:r>
-              <w:t xml:space="preserve">r</w:t>
-            </w:r>
-            <w:r>
-              <w:t xml:space="preserve">}}</w:t>
+              <w:t xml:space="preserve">r}</w:t>
             </w:r>
           </w:p>
         </w:tc>
@@ -1505,16 +1505,19 @@
               <w:t xml:space="preserve">{</w:t>
             </w:r>
             <w:r>
-              <w:t xml:space="preserve">{</w:t>
+              <w:t xml:space="preserve">d</w:t>
+            </w:r>
+            <w:r>
+              <w:t xml:space="preserve">.</w:t>
             </w:r>
             <w:r>
               <w:t xml:space="preserve">c</w:t>
             </w:r>
             <w:r>
-              <w:t xml:space="preserve">u</w:t>
-            </w:r>
-            <w:r>
-              <w:t xml:space="preserve">st</w:t>
+              <w:t xml:space="preserve">us</w:t>
+            </w:r>
+            <w:r>
+              <w:t xml:space="preserve">t</w:t>
             </w:r>
             <w:r>
               <w:t xml:space="preserve">o</w:t>
@@ -1526,10 +1529,7 @@
               <w:t xml:space="preserve">e</w:t>
             </w:r>
             <w:r>
-              <w:t xml:space="preserve">r</w:t>
-            </w:r>
-            <w:r>
-              <w:t xml:space="preserve">}}</w:t>
+              <w:t xml:space="preserve">r}</w:t>
             </w:r>
           </w:p>
         </w:tc>
@@ -1547,16 +1547,19 @@
               <w:t xml:space="preserve">{</w:t>
             </w:r>
             <w:r>
-              <w:t xml:space="preserve">{</w:t>
+              <w:t xml:space="preserve">d</w:t>
+            </w:r>
+            <w:r>
+              <w:t xml:space="preserve">.</w:t>
             </w:r>
             <w:r>
               <w:t xml:space="preserve">c</w:t>
             </w:r>
             <w:r>
-              <w:t xml:space="preserve">u</w:t>
-            </w:r>
-            <w:r>
-              <w:t xml:space="preserve">st</w:t>
+              <w:t xml:space="preserve">us</w:t>
+            </w:r>
+            <w:r>
+              <w:t xml:space="preserve">t</w:t>
             </w:r>
             <w:r>
               <w:t xml:space="preserve">o</w:t>
@@ -1568,10 +1571,7 @@
               <w:t xml:space="preserve">e</w:t>
             </w:r>
             <w:r>
-              <w:t xml:space="preserve">r</w:t>
-            </w:r>
-            <w:r>
-              <w:t xml:space="preserve">}}</w:t>
+              <w:t xml:space="preserve">r}</w:t>
             </w:r>
           </w:p>
         </w:tc>
@@ -1587,16 +1587,19 @@
               <w:t xml:space="preserve">{</w:t>
             </w:r>
             <w:r>
-              <w:t xml:space="preserve">{</w:t>
+              <w:t xml:space="preserve">d</w:t>
+            </w:r>
+            <w:r>
+              <w:t xml:space="preserve">.</w:t>
             </w:r>
             <w:r>
               <w:t xml:space="preserve">c</w:t>
             </w:r>
             <w:r>
-              <w:t xml:space="preserve">u</w:t>
-            </w:r>
-            <w:r>
-              <w:t xml:space="preserve">st</w:t>
+              <w:t xml:space="preserve">us</w:t>
+            </w:r>
+            <w:r>
+              <w:t xml:space="preserve">t</w:t>
             </w:r>
             <w:r>
               <w:t xml:space="preserve">o</w:t>
@@ -1608,10 +1611,7 @@
               <w:t xml:space="preserve">e</w:t>
             </w:r>
             <w:r>
-              <w:t xml:space="preserve">r</w:t>
-            </w:r>
-            <w:r>
-              <w:t xml:space="preserve">}}</w:t>
+              <w:t xml:space="preserve">r}</w:t>
             </w:r>
           </w:p>
         </w:tc>
@@ -1627,16 +1627,19 @@
               <w:t xml:space="preserve">{</w:t>
             </w:r>
             <w:r>
-              <w:t xml:space="preserve">{</w:t>
+              <w:t xml:space="preserve">d</w:t>
+            </w:r>
+            <w:r>
+              <w:t xml:space="preserve">.</w:t>
             </w:r>
             <w:r>
               <w:t xml:space="preserve">c</w:t>
             </w:r>
             <w:r>
-              <w:t xml:space="preserve">u</w:t>
-            </w:r>
-            <w:r>
-              <w:t xml:space="preserve">st</w:t>
+              <w:t xml:space="preserve">us</w:t>
+            </w:r>
+            <w:r>
+              <w:t xml:space="preserve">t</w:t>
             </w:r>
             <w:r>
               <w:t xml:space="preserve">o</w:t>
@@ -1648,10 +1651,7 @@
               <w:t xml:space="preserve">e</w:t>
             </w:r>
             <w:r>
-              <w:t xml:space="preserve">r</w:t>
-            </w:r>
-            <w:r>
-              <w:t xml:space="preserve">}}</w:t>
+              <w:t xml:space="preserve">r}</w:t>
             </w:r>
           </w:p>
         </w:tc>
@@ -1667,16 +1667,19 @@
               <w:t xml:space="preserve">{</w:t>
             </w:r>
             <w:r>
-              <w:t xml:space="preserve">{</w:t>
+              <w:t xml:space="preserve">d</w:t>
+            </w:r>
+            <w:r>
+              <w:t xml:space="preserve">.</w:t>
             </w:r>
             <w:r>
               <w:t xml:space="preserve">c</w:t>
             </w:r>
             <w:r>
-              <w:t xml:space="preserve">u</w:t>
-            </w:r>
-            <w:r>
-              <w:t xml:space="preserve">st</w:t>
+              <w:t xml:space="preserve">us</w:t>
+            </w:r>
+            <w:r>
+              <w:t xml:space="preserve">t</w:t>
             </w:r>
             <w:r>
               <w:t xml:space="preserve">o</w:t>
@@ -1688,10 +1691,7 @@
               <w:t xml:space="preserve">e</w:t>
             </w:r>
             <w:r>
-              <w:t xml:space="preserve">r</w:t>
-            </w:r>
-            <w:r>
-              <w:t xml:space="preserve">}}</w:t>
+              <w:t xml:space="preserve">r}</w:t>
             </w:r>
           </w:p>
         </w:tc>
@@ -1709,16 +1709,19 @@
               <w:t xml:space="preserve">{</w:t>
             </w:r>
             <w:r>
-              <w:t xml:space="preserve">{</w:t>
+              <w:t xml:space="preserve">d</w:t>
+            </w:r>
+            <w:r>
+              <w:t xml:space="preserve">.</w:t>
             </w:r>
             <w:r>
               <w:t xml:space="preserve">c</w:t>
             </w:r>
             <w:r>
-              <w:t xml:space="preserve">u</w:t>
-            </w:r>
-            <w:r>
-              <w:t xml:space="preserve">st</w:t>
+              <w:t xml:space="preserve">us</w:t>
+            </w:r>
+            <w:r>
+              <w:t xml:space="preserve">t</w:t>
             </w:r>
             <w:r>
               <w:t xml:space="preserve">o</w:t>
@@ -1730,10 +1733,7 @@
               <w:t xml:space="preserve">e</w:t>
             </w:r>
             <w:r>
-              <w:t xml:space="preserve">r</w:t>
-            </w:r>
-            <w:r>
-              <w:t xml:space="preserve">}}</w:t>
+              <w:t xml:space="preserve">r}</w:t>
             </w:r>
           </w:p>
         </w:tc>
@@ -1749,16 +1749,19 @@
               <w:t xml:space="preserve">{</w:t>
             </w:r>
             <w:r>
-              <w:t xml:space="preserve">{</w:t>
+              <w:t xml:space="preserve">d</w:t>
+            </w:r>
+            <w:r>
+              <w:t xml:space="preserve">.</w:t>
             </w:r>
             <w:r>
               <w:t xml:space="preserve">c</w:t>
             </w:r>
             <w:r>
-              <w:t xml:space="preserve">u</w:t>
-            </w:r>
-            <w:r>
-              <w:t xml:space="preserve">st</w:t>
+              <w:t xml:space="preserve">us</w:t>
+            </w:r>
+            <w:r>
+              <w:t xml:space="preserve">t</w:t>
             </w:r>
             <w:r>
               <w:t xml:space="preserve">o</w:t>
@@ -1770,10 +1773,7 @@
               <w:t xml:space="preserve">e</w:t>
             </w:r>
             <w:r>
-              <w:t xml:space="preserve">r</w:t>
-            </w:r>
-            <w:r>
-              <w:t xml:space="preserve">}}</w:t>
+              <w:t xml:space="preserve">r}</w:t>
             </w:r>
           </w:p>
         </w:tc>
@@ -1789,16 +1789,19 @@
               <w:t xml:space="preserve">{</w:t>
             </w:r>
             <w:r>
-              <w:t xml:space="preserve">{</w:t>
+              <w:t xml:space="preserve">d</w:t>
+            </w:r>
+            <w:r>
+              <w:t xml:space="preserve">.</w:t>
             </w:r>
             <w:r>
               <w:t xml:space="preserve">c</w:t>
             </w:r>
             <w:r>
-              <w:t xml:space="preserve">u</w:t>
-            </w:r>
-            <w:r>
-              <w:t xml:space="preserve">st</w:t>
+              <w:t xml:space="preserve">us</w:t>
+            </w:r>
+            <w:r>
+              <w:t xml:space="preserve">t</w:t>
             </w:r>
             <w:r>
               <w:t xml:space="preserve">o</w:t>
@@ -1810,10 +1813,7 @@
               <w:t xml:space="preserve">e</w:t>
             </w:r>
             <w:r>
-              <w:t xml:space="preserve">r</w:t>
-            </w:r>
-            <w:r>
-              <w:t xml:space="preserve">}}</w:t>
+              <w:t xml:space="preserve">r}</w:t>
             </w:r>
           </w:p>
         </w:tc>
@@ -1829,16 +1829,19 @@
               <w:t xml:space="preserve">{</w:t>
             </w:r>
             <w:r>
-              <w:t xml:space="preserve">{</w:t>
+              <w:t xml:space="preserve">d</w:t>
+            </w:r>
+            <w:r>
+              <w:t xml:space="preserve">.</w:t>
             </w:r>
             <w:r>
               <w:t xml:space="preserve">c</w:t>
             </w:r>
             <w:r>
-              <w:t xml:space="preserve">u</w:t>
-            </w:r>
-            <w:r>
-              <w:t xml:space="preserve">st</w:t>
+              <w:t xml:space="preserve">us</w:t>
+            </w:r>
+            <w:r>
+              <w:t xml:space="preserve">t</w:t>
             </w:r>
             <w:r>
               <w:t xml:space="preserve">o</w:t>
@@ -1850,10 +1853,7 @@
               <w:t xml:space="preserve">e</w:t>
             </w:r>
             <w:r>
-              <w:t xml:space="preserve">r</w:t>
-            </w:r>
-            <w:r>
-              <w:t xml:space="preserve">}}</w:t>
+              <w:t xml:space="preserve">r}</w:t>
             </w:r>
           </w:p>
         </w:tc>
@@ -1871,16 +1871,19 @@
               <w:t xml:space="preserve">{</w:t>
             </w:r>
             <w:r>
-              <w:t xml:space="preserve">{</w:t>
+              <w:t xml:space="preserve">d</w:t>
+            </w:r>
+            <w:r>
+              <w:t xml:space="preserve">.</w:t>
             </w:r>
             <w:r>
               <w:t xml:space="preserve">c</w:t>
             </w:r>
             <w:r>
-              <w:t xml:space="preserve">u</w:t>
-            </w:r>
-            <w:r>
-              <w:t xml:space="preserve">st</w:t>
+              <w:t xml:space="preserve">us</w:t>
+            </w:r>
+            <w:r>
+              <w:t xml:space="preserve">t</w:t>
             </w:r>
             <w:r>
               <w:t xml:space="preserve">o</w:t>
@@ -1892,10 +1895,7 @@
               <w:t xml:space="preserve">e</w:t>
             </w:r>
             <w:r>
-              <w:t xml:space="preserve">r</w:t>
-            </w:r>
-            <w:r>
-              <w:t xml:space="preserve">}}</w:t>
+              <w:t xml:space="preserve">r}</w:t>
             </w:r>
           </w:p>
         </w:tc>
@@ -1911,16 +1911,19 @@
               <w:t xml:space="preserve">{</w:t>
             </w:r>
             <w:r>
-              <w:t xml:space="preserve">{</w:t>
+              <w:t xml:space="preserve">d</w:t>
+            </w:r>
+            <w:r>
+              <w:t xml:space="preserve">.</w:t>
             </w:r>
             <w:r>
               <w:t xml:space="preserve">c</w:t>
             </w:r>
             <w:r>
-              <w:t xml:space="preserve">u</w:t>
-            </w:r>
-            <w:r>
-              <w:t xml:space="preserve">st</w:t>
+              <w:t xml:space="preserve">us</w:t>
+            </w:r>
+            <w:r>
+              <w:t xml:space="preserve">t</w:t>
             </w:r>
             <w:r>
               <w:t xml:space="preserve">o</w:t>
@@ -1932,10 +1935,7 @@
               <w:t xml:space="preserve">e</w:t>
             </w:r>
             <w:r>
-              <w:t xml:space="preserve">r</w:t>
-            </w:r>
-            <w:r>
-              <w:t xml:space="preserve">}}</w:t>
+              <w:t xml:space="preserve">r}</w:t>
             </w:r>
           </w:p>
         </w:tc>
@@ -1951,16 +1951,19 @@
               <w:t xml:space="preserve">{</w:t>
             </w:r>
             <w:r>
-              <w:t xml:space="preserve">{</w:t>
+              <w:t xml:space="preserve">d</w:t>
+            </w:r>
+            <w:r>
+              <w:t xml:space="preserve">.</w:t>
             </w:r>
             <w:r>
               <w:t xml:space="preserve">c</w:t>
             </w:r>
             <w:r>
-              <w:t xml:space="preserve">u</w:t>
-            </w:r>
-            <w:r>
-              <w:t xml:space="preserve">st</w:t>
+              <w:t xml:space="preserve">us</w:t>
+            </w:r>
+            <w:r>
+              <w:t xml:space="preserve">t</w:t>
             </w:r>
             <w:r>
               <w:t xml:space="preserve">o</w:t>
@@ -1972,10 +1975,7 @@
               <w:t xml:space="preserve">e</w:t>
             </w:r>
             <w:r>
-              <w:t xml:space="preserve">r</w:t>
-            </w:r>
-            <w:r>
-              <w:t xml:space="preserve">}}</w:t>
+              <w:t xml:space="preserve">r}</w:t>
             </w:r>
           </w:p>
         </w:tc>
@@ -1991,16 +1991,19 @@
               <w:t xml:space="preserve">{</w:t>
             </w:r>
             <w:r>
-              <w:t xml:space="preserve">{</w:t>
+              <w:t xml:space="preserve">d</w:t>
+            </w:r>
+            <w:r>
+              <w:t xml:space="preserve">.</w:t>
             </w:r>
             <w:r>
               <w:t xml:space="preserve">c</w:t>
             </w:r>
             <w:r>
-              <w:t xml:space="preserve">u</w:t>
-            </w:r>
-            <w:r>
-              <w:t xml:space="preserve">st</w:t>
+              <w:t xml:space="preserve">us</w:t>
+            </w:r>
+            <w:r>
+              <w:t xml:space="preserve">t</w:t>
             </w:r>
             <w:r>
               <w:t xml:space="preserve">o</w:t>
@@ -2012,10 +2015,7 @@
               <w:t xml:space="preserve">e</w:t>
             </w:r>
             <w:r>
-              <w:t xml:space="preserve">r</w:t>
-            </w:r>
-            <w:r>
-              <w:t xml:space="preserve">}}</w:t>
+              <w:t xml:space="preserve">r}</w:t>
             </w:r>
           </w:p>
         </w:tc>
@@ -2033,16 +2033,19 @@
               <w:t xml:space="preserve">{</w:t>
             </w:r>
             <w:r>
-              <w:t xml:space="preserve">{</w:t>
+              <w:t xml:space="preserve">d</w:t>
+            </w:r>
+            <w:r>
+              <w:t xml:space="preserve">.</w:t>
             </w:r>
             <w:r>
               <w:t xml:space="preserve">c</w:t>
             </w:r>
             <w:r>
-              <w:t xml:space="preserve">u</w:t>
-            </w:r>
-            <w:r>
-              <w:t xml:space="preserve">st</w:t>
+              <w:t xml:space="preserve">us</w:t>
+            </w:r>
+            <w:r>
+              <w:t xml:space="preserve">t</w:t>
             </w:r>
             <w:r>
               <w:t xml:space="preserve">o</w:t>
@@ -2054,10 +2057,7 @@
               <w:t xml:space="preserve">e</w:t>
             </w:r>
             <w:r>
-              <w:t xml:space="preserve">r</w:t>
-            </w:r>
-            <w:r>
-              <w:t xml:space="preserve">}}</w:t>
+              <w:t xml:space="preserve">r}</w:t>
             </w:r>
           </w:p>
         </w:tc>
@@ -2073,16 +2073,19 @@
               <w:t xml:space="preserve">{</w:t>
             </w:r>
             <w:r>
-              <w:t xml:space="preserve">{</w:t>
+              <w:t xml:space="preserve">d</w:t>
+            </w:r>
+            <w:r>
+              <w:t xml:space="preserve">.</w:t>
             </w:r>
             <w:r>
               <w:t xml:space="preserve">c</w:t>
             </w:r>
             <w:r>
-              <w:t xml:space="preserve">u</w:t>
-            </w:r>
-            <w:r>
-              <w:t xml:space="preserve">st</w:t>
+              <w:t xml:space="preserve">us</w:t>
+            </w:r>
+            <w:r>
+              <w:t xml:space="preserve">t</w:t>
             </w:r>
             <w:r>
               <w:t xml:space="preserve">o</w:t>
@@ -2094,10 +2097,7 @@
               <w:t xml:space="preserve">e</w:t>
             </w:r>
             <w:r>
-              <w:t xml:space="preserve">r</w:t>
-            </w:r>
-            <w:r>
-              <w:t xml:space="preserve">}}</w:t>
+              <w:t xml:space="preserve">r}</w:t>
             </w:r>
           </w:p>
         </w:tc>
@@ -2113,16 +2113,19 @@
               <w:t xml:space="preserve">{</w:t>
             </w:r>
             <w:r>
-              <w:t xml:space="preserve">{</w:t>
+              <w:t xml:space="preserve">d</w:t>
+            </w:r>
+            <w:r>
+              <w:t xml:space="preserve">.</w:t>
             </w:r>
             <w:r>
               <w:t xml:space="preserve">c</w:t>
             </w:r>
             <w:r>
-              <w:t xml:space="preserve">u</w:t>
-            </w:r>
-            <w:r>
-              <w:t xml:space="preserve">st</w:t>
+              <w:t xml:space="preserve">us</w:t>
+            </w:r>
+            <w:r>
+              <w:t xml:space="preserve">t</w:t>
             </w:r>
             <w:r>
               <w:t xml:space="preserve">o</w:t>
@@ -2134,10 +2137,7 @@
               <w:t xml:space="preserve">e</w:t>
             </w:r>
             <w:r>
-              <w:t xml:space="preserve">r</w:t>
-            </w:r>
-            <w:r>
-              <w:t xml:space="preserve">}}</w:t>
+              <w:t xml:space="preserve">r}</w:t>
             </w:r>
           </w:p>
         </w:tc>
@@ -2153,16 +2153,19 @@
               <w:t xml:space="preserve">{</w:t>
             </w:r>
             <w:r>
-              <w:t xml:space="preserve">{</w:t>
+              <w:t xml:space="preserve">d</w:t>
+            </w:r>
+            <w:r>
+              <w:t xml:space="preserve">.</w:t>
             </w:r>
             <w:r>
               <w:t xml:space="preserve">c</w:t>
             </w:r>
             <w:r>
-              <w:t xml:space="preserve">u</w:t>
-            </w:r>
-            <w:r>
-              <w:t xml:space="preserve">st</w:t>
+              <w:t xml:space="preserve">us</w:t>
+            </w:r>
+            <w:r>
+              <w:t xml:space="preserve">t</w:t>
             </w:r>
             <w:r>
               <w:t xml:space="preserve">o</w:t>
@@ -2174,10 +2177,7 @@
               <w:t xml:space="preserve">e</w:t>
             </w:r>
             <w:r>
-              <w:t xml:space="preserve">r</w:t>
-            </w:r>
-            <w:r>
-              <w:t xml:space="preserve">}}</w:t>
+              <w:t xml:space="preserve">r}</w:t>
             </w:r>
           </w:p>
         </w:tc>
@@ -2196,7 +2196,13 @@
           <w:rPr>
             <w:b/>
           </w:rPr>
-          <w:t xml:space="preserve">{</w:t>
+          <w:t xml:space="preserve">d</w:t>
+        </w:r>
+        <w:r>
+          <w:rPr>
+            <w:b/>
+          </w:rPr>
+          <w:t xml:space="preserve">.</w:t>
         </w:r>
         <w:r>
           <w:rPr>
@@ -2208,13 +2214,13 @@
           <w:rPr>
             <w:b/>
           </w:rPr>
-          <w:t xml:space="preserve">u</w:t>
-        </w:r>
-        <w:r>
-          <w:rPr>
-            <w:b/>
-          </w:rPr>
-          <w:t xml:space="preserve">st</w:t>
+          <w:t xml:space="preserve">us</w:t>
+        </w:r>
+        <w:r>
+          <w:rPr>
+            <w:b/>
+          </w:rPr>
+          <w:t xml:space="preserve">t</w:t>
         </w:r>
         <w:r>
           <w:rPr>
@@ -2238,13 +2244,7 @@
           <w:rPr>
             <w:b/>
           </w:rPr>
-          <w:t xml:space="preserve">r</w:t>
-        </w:r>
-        <w:r>
-          <w:rPr>
-            <w:b/>
-          </w:rPr>
-          <w:t xml:space="preserve">}}</w:t>
+          <w:t xml:space="preserve">r}</w:t>
         </w:r>
       </w:hyperlink>
       <w:bookmarkEnd w:id="0"/>
@@ -2259,7 +2259,10 @@
             <w:t xml:space="preserve">{</w:t>
           </w:r>
           <w:r>
-            <w:t xml:space="preserve">{</w:t>
+            <w:t xml:space="preserve">d</w:t>
+          </w:r>
+          <w:r>
+            <w:t xml:space="preserve">.</w:t>
           </w:r>
           <w:r>
             <w:t xml:space="preserve">t</w:t>
@@ -2275,9 +2278,6 @@
           </w:r>
           <w:r>
             <w:t xml:space="preserve">e</w:t>
-          </w:r>
-          <w:r>
-            <w:t xml:space="preserve">}</w:t>
           </w:r>
           <w:r>
             <w:t xml:space="preserve">}</w:t>
@@ -2298,7 +2298,13 @@
           <w:rPr>
             <w:b/>
           </w:rPr>
-          <w:t xml:space="preserve">{</w:t>
+          <w:t xml:space="preserve">d</w:t>
+        </w:r>
+        <w:r>
+          <w:rPr>
+            <w:b/>
+          </w:rPr>
+          <w:t xml:space="preserve">.</w:t>
         </w:r>
         <w:r>
           <w:rPr>
@@ -2310,13 +2316,13 @@
           <w:rPr>
             <w:b/>
           </w:rPr>
-          <w:t xml:space="preserve">u</w:t>
-        </w:r>
-        <w:r>
-          <w:rPr>
-            <w:b/>
-          </w:rPr>
-          <w:t xml:space="preserve">st</w:t>
+          <w:t xml:space="preserve">us</w:t>
+        </w:r>
+        <w:r>
+          <w:rPr>
+            <w:b/>
+          </w:rPr>
+          <w:t xml:space="preserve">t</w:t>
         </w:r>
         <w:r>
           <w:rPr>
@@ -2340,13 +2346,7 @@
           <w:rPr>
             <w:b/>
           </w:rPr>
-          <w:t xml:space="preserve">r</w:t>
-        </w:r>
-        <w:r>
-          <w:rPr>
-            <w:b/>
-          </w:rPr>
-          <w:t xml:space="preserve">}}</w:t>
+          <w:t xml:space="preserve">r}</w:t>
         </w:r>
       </w:hyperlink>
       <w:bookmarkEnd w:id="1"/>
@@ -2361,7 +2361,10 @@
             <w:t xml:space="preserve">{</w:t>
           </w:r>
           <w:r>
-            <w:t xml:space="preserve">{</w:t>
+            <w:t xml:space="preserve">d</w:t>
+          </w:r>
+          <w:r>
+            <w:t xml:space="preserve">.</w:t>
           </w:r>
           <w:r>
             <w:t xml:space="preserve">t</w:t>
@@ -2377,9 +2380,6 @@
           </w:r>
           <w:r>
             <w:t xml:space="preserve">e</w:t>
-          </w:r>
-          <w:r>
-            <w:t xml:space="preserve">}</w:t>
           </w:r>
           <w:r>
             <w:t xml:space="preserve">}</w:t>
@@ -2400,7 +2400,13 @@
           <w:rPr>
             <w:b/>
           </w:rPr>
-          <w:t xml:space="preserve">{</w:t>
+          <w:t xml:space="preserve">d</w:t>
+        </w:r>
+        <w:r>
+          <w:rPr>
+            <w:b/>
+          </w:rPr>
+          <w:t xml:space="preserve">.</w:t>
         </w:r>
         <w:r>
           <w:rPr>
@@ -2412,13 +2418,13 @@
           <w:rPr>
             <w:b/>
           </w:rPr>
-          <w:t xml:space="preserve">u</w:t>
-        </w:r>
-        <w:r>
-          <w:rPr>
-            <w:b/>
-          </w:rPr>
-          <w:t xml:space="preserve">st</w:t>
+          <w:t xml:space="preserve">us</w:t>
+        </w:r>
+        <w:r>
+          <w:rPr>
+            <w:b/>
+          </w:rPr>
+          <w:t xml:space="preserve">t</w:t>
         </w:r>
         <w:r>
           <w:rPr>
@@ -2442,13 +2448,7 @@
           <w:rPr>
             <w:b/>
           </w:rPr>
-          <w:t xml:space="preserve">r</w:t>
-        </w:r>
-        <w:r>
-          <w:rPr>
-            <w:b/>
-          </w:rPr>
-          <w:t xml:space="preserve">}}</w:t>
+          <w:t xml:space="preserve">r}</w:t>
         </w:r>
       </w:hyperlink>
       <w:bookmarkEnd w:id="2"/>
@@ -2463,7 +2463,10 @@
             <w:t xml:space="preserve">{</w:t>
           </w:r>
           <w:r>
-            <w:t xml:space="preserve">{</w:t>
+            <w:t xml:space="preserve">d</w:t>
+          </w:r>
+          <w:r>
+            <w:t xml:space="preserve">.</w:t>
           </w:r>
           <w:r>
             <w:t xml:space="preserve">t</w:t>
@@ -2479,9 +2482,6 @@
           </w:r>
           <w:r>
             <w:t xml:space="preserve">e</w:t>
-          </w:r>
-          <w:r>
-            <w:t xml:space="preserve">}</w:t>
           </w:r>
           <w:r>
             <w:t xml:space="preserve">}</w:t>
@@ -2502,7 +2502,13 @@
           <w:rPr>
             <w:b/>
           </w:rPr>
-          <w:t xml:space="preserve">{</w:t>
+          <w:t xml:space="preserve">d</w:t>
+        </w:r>
+        <w:r>
+          <w:rPr>
+            <w:b/>
+          </w:rPr>
+          <w:t xml:space="preserve">.</w:t>
         </w:r>
         <w:r>
           <w:rPr>
@@ -2514,13 +2520,13 @@
           <w:rPr>
             <w:b/>
           </w:rPr>
-          <w:t xml:space="preserve">u</w:t>
-        </w:r>
-        <w:r>
-          <w:rPr>
-            <w:b/>
-          </w:rPr>
-          <w:t xml:space="preserve">st</w:t>
+          <w:t xml:space="preserve">us</w:t>
+        </w:r>
+        <w:r>
+          <w:rPr>
+            <w:b/>
+          </w:rPr>
+          <w:t xml:space="preserve">t</w:t>
         </w:r>
         <w:r>
           <w:rPr>
@@ -2544,13 +2550,7 @@
           <w:rPr>
             <w:b/>
           </w:rPr>
-          <w:t xml:space="preserve">r</w:t>
-        </w:r>
-        <w:r>
-          <w:rPr>
-            <w:b/>
-          </w:rPr>
-          <w:t xml:space="preserve">}}</w:t>
+          <w:t xml:space="preserve">r}</w:t>
         </w:r>
       </w:hyperlink>
       <w:bookmarkEnd w:id="3"/>
@@ -2565,7 +2565,10 @@
             <w:t xml:space="preserve">{</w:t>
           </w:r>
           <w:r>
-            <w:t xml:space="preserve">{</w:t>
+            <w:t xml:space="preserve">d</w:t>
+          </w:r>
+          <w:r>
+            <w:t xml:space="preserve">.</w:t>
           </w:r>
           <w:r>
             <w:t xml:space="preserve">t</w:t>
@@ -2581,9 +2584,6 @@
           </w:r>
           <w:r>
             <w:t xml:space="preserve">e</w:t>
-          </w:r>
-          <w:r>
-            <w:t xml:space="preserve">}</w:t>
           </w:r>
           <w:r>
             <w:t xml:space="preserve">}</w:t>
@@ -2604,7 +2604,13 @@
           <w:rPr>
             <w:b/>
           </w:rPr>
-          <w:t xml:space="preserve">{</w:t>
+          <w:t xml:space="preserve">d</w:t>
+        </w:r>
+        <w:r>
+          <w:rPr>
+            <w:b/>
+          </w:rPr>
+          <w:t xml:space="preserve">.</w:t>
         </w:r>
         <w:r>
           <w:rPr>
@@ -2616,13 +2622,13 @@
           <w:rPr>
             <w:b/>
           </w:rPr>
-          <w:t xml:space="preserve">u</w:t>
-        </w:r>
-        <w:r>
-          <w:rPr>
-            <w:b/>
-          </w:rPr>
-          <w:t xml:space="preserve">st</w:t>
+          <w:t xml:space="preserve">us</w:t>
+        </w:r>
+        <w:r>
+          <w:rPr>
+            <w:b/>
+          </w:rPr>
+          <w:t xml:space="preserve">t</w:t>
         </w:r>
         <w:r>
           <w:rPr>
@@ -2646,13 +2652,7 @@
           <w:rPr>
             <w:b/>
           </w:rPr>
-          <w:t xml:space="preserve">r</w:t>
-        </w:r>
-        <w:r>
-          <w:rPr>
-            <w:b/>
-          </w:rPr>
-          <w:t xml:space="preserve">}}</w:t>
+          <w:t xml:space="preserve">r}</w:t>
         </w:r>
       </w:hyperlink>
       <w:bookmarkEnd w:id="4"/>
@@ -2667,7 +2667,10 @@
             <w:t xml:space="preserve">{</w:t>
           </w:r>
           <w:r>
-            <w:t xml:space="preserve">{</w:t>
+            <w:t xml:space="preserve">d</w:t>
+          </w:r>
+          <w:r>
+            <w:t xml:space="preserve">.</w:t>
           </w:r>
           <w:r>
             <w:t xml:space="preserve">t</w:t>
@@ -2683,9 +2686,6 @@
           </w:r>
           <w:r>
             <w:t xml:space="preserve">e</w:t>
-          </w:r>
-          <w:r>
-            <w:t xml:space="preserve">}</w:t>
           </w:r>
           <w:r>
             <w:t xml:space="preserve">}</w:t>
@@ -2706,7 +2706,13 @@
           <w:rPr>
             <w:b/>
           </w:rPr>
-          <w:t xml:space="preserve">{</w:t>
+          <w:t xml:space="preserve">d</w:t>
+        </w:r>
+        <w:r>
+          <w:rPr>
+            <w:b/>
+          </w:rPr>
+          <w:t xml:space="preserve">.</w:t>
         </w:r>
         <w:r>
           <w:rPr>
@@ -2718,13 +2724,13 @@
           <w:rPr>
             <w:b/>
           </w:rPr>
-          <w:t xml:space="preserve">u</w:t>
-        </w:r>
-        <w:r>
-          <w:rPr>
-            <w:b/>
-          </w:rPr>
-          <w:t xml:space="preserve">st</w:t>
+          <w:t xml:space="preserve">us</w:t>
+        </w:r>
+        <w:r>
+          <w:rPr>
+            <w:b/>
+          </w:rPr>
+          <w:t xml:space="preserve">t</w:t>
         </w:r>
         <w:r>
           <w:rPr>
@@ -2748,13 +2754,7 @@
           <w:rPr>
             <w:b/>
           </w:rPr>
-          <w:t xml:space="preserve">r</w:t>
-        </w:r>
-        <w:r>
-          <w:rPr>
-            <w:b/>
-          </w:rPr>
-          <w:t xml:space="preserve">}}</w:t>
+          <w:t xml:space="preserve">r}</w:t>
         </w:r>
       </w:hyperlink>
       <w:bookmarkEnd w:id="5"/>
@@ -2769,7 +2769,10 @@
             <w:t xml:space="preserve">{</w:t>
           </w:r>
           <w:r>
-            <w:t xml:space="preserve">{</w:t>
+            <w:t xml:space="preserve">d</w:t>
+          </w:r>
+          <w:r>
+            <w:t xml:space="preserve">.</w:t>
           </w:r>
           <w:r>
             <w:t xml:space="preserve">t</w:t>
@@ -2785,9 +2788,6 @@
           </w:r>
           <w:r>
             <w:t xml:space="preserve">e</w:t>
-          </w:r>
-          <w:r>
-            <w:t xml:space="preserve">}</w:t>
           </w:r>
           <w:r>
             <w:t xml:space="preserve">}</w:t>
@@ -2808,7 +2808,13 @@
           <w:rPr>
             <w:b/>
           </w:rPr>
-          <w:t xml:space="preserve">{</w:t>
+          <w:t xml:space="preserve">d</w:t>
+        </w:r>
+        <w:r>
+          <w:rPr>
+            <w:b/>
+          </w:rPr>
+          <w:t xml:space="preserve">.</w:t>
         </w:r>
         <w:r>
           <w:rPr>
@@ -2820,13 +2826,13 @@
           <w:rPr>
             <w:b/>
           </w:rPr>
-          <w:t xml:space="preserve">u</w:t>
-        </w:r>
-        <w:r>
-          <w:rPr>
-            <w:b/>
-          </w:rPr>
-          <w:t xml:space="preserve">st</w:t>
+          <w:t xml:space="preserve">us</w:t>
+        </w:r>
+        <w:r>
+          <w:rPr>
+            <w:b/>
+          </w:rPr>
+          <w:t xml:space="preserve">t</w:t>
         </w:r>
         <w:r>
           <w:rPr>
@@ -2850,13 +2856,7 @@
           <w:rPr>
             <w:b/>
           </w:rPr>
-          <w:t xml:space="preserve">r</w:t>
-        </w:r>
-        <w:r>
-          <w:rPr>
-            <w:b/>
-          </w:rPr>
-          <w:t xml:space="preserve">}}</w:t>
+          <w:t xml:space="preserve">r}</w:t>
         </w:r>
       </w:hyperlink>
       <w:bookmarkEnd w:id="6"/>
@@ -2871,7 +2871,10 @@
             <w:t xml:space="preserve">{</w:t>
           </w:r>
           <w:r>
-            <w:t xml:space="preserve">{</w:t>
+            <w:t xml:space="preserve">d</w:t>
+          </w:r>
+          <w:r>
+            <w:t xml:space="preserve">.</w:t>
           </w:r>
           <w:r>
             <w:t xml:space="preserve">t</w:t>
@@ -2887,9 +2890,6 @@
           </w:r>
           <w:r>
             <w:t xml:space="preserve">e</w:t>
-          </w:r>
-          <w:r>
-            <w:t xml:space="preserve">}</w:t>
           </w:r>
           <w:r>
             <w:t xml:space="preserve">}</w:t>
@@ -2910,7 +2910,13 @@
           <w:rPr>
             <w:b/>
           </w:rPr>
-          <w:t xml:space="preserve">{</w:t>
+          <w:t xml:space="preserve">d</w:t>
+        </w:r>
+        <w:r>
+          <w:rPr>
+            <w:b/>
+          </w:rPr>
+          <w:t xml:space="preserve">.</w:t>
         </w:r>
         <w:r>
           <w:rPr>
@@ -2922,13 +2928,13 @@
           <w:rPr>
             <w:b/>
           </w:rPr>
-          <w:t xml:space="preserve">u</w:t>
-        </w:r>
-        <w:r>
-          <w:rPr>
-            <w:b/>
-          </w:rPr>
-          <w:t xml:space="preserve">st</w:t>
+          <w:t xml:space="preserve">us</w:t>
+        </w:r>
+        <w:r>
+          <w:rPr>
+            <w:b/>
+          </w:rPr>
+          <w:t xml:space="preserve">t</w:t>
         </w:r>
         <w:r>
           <w:rPr>
@@ -2952,13 +2958,7 @@
           <w:rPr>
             <w:b/>
           </w:rPr>
-          <w:t xml:space="preserve">r</w:t>
-        </w:r>
-        <w:r>
-          <w:rPr>
-            <w:b/>
-          </w:rPr>
-          <w:t xml:space="preserve">}}</w:t>
+          <w:t xml:space="preserve">r}</w:t>
         </w:r>
       </w:hyperlink>
       <w:bookmarkEnd w:id="7"/>
@@ -2973,7 +2973,10 @@
             <w:t xml:space="preserve">{</w:t>
           </w:r>
           <w:r>
-            <w:t xml:space="preserve">{</w:t>
+            <w:t xml:space="preserve">d</w:t>
+          </w:r>
+          <w:r>
+            <w:t xml:space="preserve">.</w:t>
           </w:r>
           <w:r>
             <w:t xml:space="preserve">t</w:t>
@@ -2989,9 +2992,6 @@
           </w:r>
           <w:r>
             <w:t xml:space="preserve">e</w:t>
-          </w:r>
-          <w:r>
-            <w:t xml:space="preserve">}</w:t>
           </w:r>
           <w:r>
             <w:t xml:space="preserve">}</w:t>
@@ -3012,7 +3012,13 @@
           <w:rPr>
             <w:b/>
           </w:rPr>
-          <w:t xml:space="preserve">{</w:t>
+          <w:t xml:space="preserve">d</w:t>
+        </w:r>
+        <w:r>
+          <w:rPr>
+            <w:b/>
+          </w:rPr>
+          <w:t xml:space="preserve">.</w:t>
         </w:r>
         <w:r>
           <w:rPr>
@@ -3024,13 +3030,13 @@
           <w:rPr>
             <w:b/>
           </w:rPr>
-          <w:t xml:space="preserve">u</w:t>
-        </w:r>
-        <w:r>
-          <w:rPr>
-            <w:b/>
-          </w:rPr>
-          <w:t xml:space="preserve">st</w:t>
+          <w:t xml:space="preserve">us</w:t>
+        </w:r>
+        <w:r>
+          <w:rPr>
+            <w:b/>
+          </w:rPr>
+          <w:t xml:space="preserve">t</w:t>
         </w:r>
         <w:r>
           <w:rPr>
@@ -3054,13 +3060,7 @@
           <w:rPr>
             <w:b/>
           </w:rPr>
-          <w:t xml:space="preserve">r</w:t>
-        </w:r>
-        <w:r>
-          <w:rPr>
-            <w:b/>
-          </w:rPr>
-          <w:t xml:space="preserve">}}</w:t>
+          <w:t xml:space="preserve">r}</w:t>
         </w:r>
       </w:hyperlink>
       <w:bookmarkEnd w:id="8"/>
@@ -3075,7 +3075,10 @@
             <w:t xml:space="preserve">{</w:t>
           </w:r>
           <w:r>
-            <w:t xml:space="preserve">{</w:t>
+            <w:t xml:space="preserve">d</w:t>
+          </w:r>
+          <w:r>
+            <w:t xml:space="preserve">.</w:t>
           </w:r>
           <w:r>
             <w:t xml:space="preserve">t</w:t>
@@ -3091,9 +3094,6 @@
           </w:r>
           <w:r>
             <w:t xml:space="preserve">e</w:t>
-          </w:r>
-          <w:r>
-            <w:t xml:space="preserve">}</w:t>
           </w:r>
           <w:r>
             <w:t xml:space="preserve">}</w:t>
@@ -3114,7 +3114,13 @@
           <w:rPr>
             <w:b/>
           </w:rPr>
-          <w:t xml:space="preserve">{</w:t>
+          <w:t xml:space="preserve">d</w:t>
+        </w:r>
+        <w:r>
+          <w:rPr>
+            <w:b/>
+          </w:rPr>
+          <w:t xml:space="preserve">.</w:t>
         </w:r>
         <w:r>
           <w:rPr>
@@ -3126,13 +3132,13 @@
           <w:rPr>
             <w:b/>
           </w:rPr>
-          <w:t xml:space="preserve">u</w:t>
-        </w:r>
-        <w:r>
-          <w:rPr>
-            <w:b/>
-          </w:rPr>
-          <w:t xml:space="preserve">st</w:t>
+          <w:t xml:space="preserve">us</w:t>
+        </w:r>
+        <w:r>
+          <w:rPr>
+            <w:b/>
+          </w:rPr>
+          <w:t xml:space="preserve">t</w:t>
         </w:r>
         <w:r>
           <w:rPr>
@@ -3156,13 +3162,7 @@
           <w:rPr>
             <w:b/>
           </w:rPr>
-          <w:t xml:space="preserve">r</w:t>
-        </w:r>
-        <w:r>
-          <w:rPr>
-            <w:b/>
-          </w:rPr>
-          <w:t xml:space="preserve">}}</w:t>
+          <w:t xml:space="preserve">r}</w:t>
         </w:r>
       </w:hyperlink>
       <w:bookmarkEnd w:id="9"/>
@@ -3177,7 +3177,10 @@
             <w:t xml:space="preserve">{</w:t>
           </w:r>
           <w:r>
-            <w:t xml:space="preserve">{</w:t>
+            <w:t xml:space="preserve">d</w:t>
+          </w:r>
+          <w:r>
+            <w:t xml:space="preserve">.</w:t>
           </w:r>
           <w:r>
             <w:t xml:space="preserve">t</w:t>
@@ -3193,9 +3196,6 @@
           </w:r>
           <w:r>
             <w:t xml:space="preserve">e</w:t>
-          </w:r>
-          <w:r>
-            <w:t xml:space="preserve">}</w:t>
           </w:r>
           <w:r>
             <w:t xml:space="preserve">}</w:t>
@@ -3221,16 +3221,19 @@
       <w:t xml:space="preserve">{</w:t>
     </w:r>
     <w:r>
-      <w:t xml:space="preserve">{</w:t>
+      <w:t xml:space="preserve">d</w:t>
+    </w:r>
+    <w:r>
+      <w:t xml:space="preserve">.</w:t>
     </w:r>
     <w:r>
       <w:t xml:space="preserve">c</w:t>
     </w:r>
     <w:r>
-      <w:t xml:space="preserve">u</w:t>
-    </w:r>
-    <w:r>
-      <w:t xml:space="preserve">st</w:t>
+      <w:t xml:space="preserve">us</w:t>
+    </w:r>
+    <w:r>
+      <w:t xml:space="preserve">t</w:t>
     </w:r>
     <w:r>
       <w:t xml:space="preserve">o</w:t>
@@ -3242,10 +3245,7 @@
       <w:t xml:space="preserve">e</w:t>
     </w:r>
     <w:r>
-      <w:t xml:space="preserve">r</w:t>
-    </w:r>
-    <w:r>
-      <w:t xml:space="preserve">}}</w:t>
+      <w:t xml:space="preserve">r}</w:t>
     </w:r>
   </w:p>
   <w:p>
@@ -3253,16 +3253,19 @@
       <w:t xml:space="preserve">{</w:t>
     </w:r>
     <w:r>
-      <w:t xml:space="preserve">{</w:t>
+      <w:t xml:space="preserve">d</w:t>
+    </w:r>
+    <w:r>
+      <w:t xml:space="preserve">.</w:t>
     </w:r>
     <w:r>
       <w:t xml:space="preserve">c</w:t>
     </w:r>
     <w:r>
-      <w:t xml:space="preserve">u</w:t>
-    </w:r>
-    <w:r>
-      <w:t xml:space="preserve">st</w:t>
+      <w:t xml:space="preserve">us</w:t>
+    </w:r>
+    <w:r>
+      <w:t xml:space="preserve">t</w:t>
     </w:r>
     <w:r>
       <w:t xml:space="preserve">o</w:t>
@@ -3274,10 +3277,7 @@
       <w:t xml:space="preserve">e</w:t>
     </w:r>
     <w:r>
-      <w:t xml:space="preserve">r</w:t>
-    </w:r>
-    <w:r>
-      <w:t xml:space="preserve">}}</w:t>
+      <w:t xml:space="preserve">r}</w:t>
     </w:r>
   </w:p>
   <w:p>
@@ -3285,16 +3285,19 @@
       <w:t xml:space="preserve">{</w:t>
     </w:r>
     <w:r>
-      <w:t xml:space="preserve">{</w:t>
+      <w:t xml:space="preserve">d</w:t>
+    </w:r>
+    <w:r>
+      <w:t xml:space="preserve">.</w:t>
     </w:r>
     <w:r>
       <w:t xml:space="preserve">c</w:t>
     </w:r>
     <w:r>
-      <w:t xml:space="preserve">u</w:t>
-    </w:r>
-    <w:r>
-      <w:t xml:space="preserve">st</w:t>
+      <w:t xml:space="preserve">us</w:t>
+    </w:r>
+    <w:r>
+      <w:t xml:space="preserve">t</w:t>
     </w:r>
     <w:r>
       <w:t xml:space="preserve">o</w:t>
@@ -3306,10 +3309,7 @@
       <w:t xml:space="preserve">e</w:t>
     </w:r>
     <w:r>
-      <w:t xml:space="preserve">r</w:t>
-    </w:r>
-    <w:r>
-      <w:t xml:space="preserve">}}</w:t>
+      <w:t xml:space="preserve">r}</w:t>
     </w:r>
   </w:p>
   <w:p>
@@ -3317,16 +3317,19 @@
       <w:t xml:space="preserve">{</w:t>
     </w:r>
     <w:r>
-      <w:t xml:space="preserve">{</w:t>
+      <w:t xml:space="preserve">d</w:t>
+    </w:r>
+    <w:r>
+      <w:t xml:space="preserve">.</w:t>
     </w:r>
     <w:r>
       <w:t xml:space="preserve">c</w:t>
     </w:r>
     <w:r>
-      <w:t xml:space="preserve">u</w:t>
-    </w:r>
-    <w:r>
-      <w:t xml:space="preserve">st</w:t>
+      <w:t xml:space="preserve">us</w:t>
+    </w:r>
+    <w:r>
+      <w:t xml:space="preserve">t</w:t>
     </w:r>
     <w:r>
       <w:t xml:space="preserve">o</w:t>
@@ -3338,10 +3341,7 @@
       <w:t xml:space="preserve">e</w:t>
     </w:r>
     <w:r>
-      <w:t xml:space="preserve">r</w:t>
-    </w:r>
-    <w:r>
-      <w:t xml:space="preserve">}}</w:t>
+      <w:t xml:space="preserve">r}</w:t>
     </w:r>
   </w:p>
   <w:p>
@@ -3349,16 +3349,19 @@
       <w:t xml:space="preserve">{</w:t>
     </w:r>
     <w:r>
-      <w:t xml:space="preserve">{</w:t>
+      <w:t xml:space="preserve">d</w:t>
+    </w:r>
+    <w:r>
+      <w:t xml:space="preserve">.</w:t>
     </w:r>
     <w:r>
       <w:t xml:space="preserve">c</w:t>
     </w:r>
     <w:r>
-      <w:t xml:space="preserve">u</w:t>
-    </w:r>
-    <w:r>
-      <w:t xml:space="preserve">st</w:t>
+      <w:t xml:space="preserve">us</w:t>
+    </w:r>
+    <w:r>
+      <w:t xml:space="preserve">t</w:t>
     </w:r>
     <w:r>
       <w:t xml:space="preserve">o</w:t>
@@ -3370,10 +3373,7 @@
       <w:t xml:space="preserve">e</w:t>
     </w:r>
     <w:r>
-      <w:t xml:space="preserve">r</w:t>
-    </w:r>
-    <w:r>
-      <w:t xml:space="preserve">}}</w:t>
+      <w:t xml:space="preserve">r}</w:t>
     </w:r>
   </w:p>
   <w:p>
@@ -3381,16 +3381,19 @@
       <w:t xml:space="preserve">{</w:t>
     </w:r>
     <w:r>
-      <w:t xml:space="preserve">{</w:t>
+      <w:t xml:space="preserve">d</w:t>
+    </w:r>
+    <w:r>
+      <w:t xml:space="preserve">.</w:t>
     </w:r>
     <w:r>
       <w:t xml:space="preserve">c</w:t>
     </w:r>
     <w:r>
-      <w:t xml:space="preserve">u</w:t>
-    </w:r>
-    <w:r>
-      <w:t xml:space="preserve">st</w:t>
+      <w:t xml:space="preserve">us</w:t>
+    </w:r>
+    <w:r>
+      <w:t xml:space="preserve">t</w:t>
     </w:r>
     <w:r>
       <w:t xml:space="preserve">o</w:t>
@@ -3402,10 +3405,7 @@
       <w:t xml:space="preserve">e</w:t>
     </w:r>
     <w:r>
-      <w:t xml:space="preserve">r</w:t>
-    </w:r>
-    <w:r>
-      <w:t xml:space="preserve">}}</w:t>
+      <w:t xml:space="preserve">r}</w:t>
     </w:r>
   </w:p>
   <w:p>
@@ -3413,16 +3413,19 @@
       <w:t xml:space="preserve">{</w:t>
     </w:r>
     <w:r>
-      <w:t xml:space="preserve">{</w:t>
+      <w:t xml:space="preserve">d</w:t>
+    </w:r>
+    <w:r>
+      <w:t xml:space="preserve">.</w:t>
     </w:r>
     <w:r>
       <w:t xml:space="preserve">c</w:t>
     </w:r>
     <w:r>
-      <w:t xml:space="preserve">u</w:t>
-    </w:r>
-    <w:r>
-      <w:t xml:space="preserve">st</w:t>
+      <w:t xml:space="preserve">us</w:t>
+    </w:r>
+    <w:r>
+      <w:t xml:space="preserve">t</w:t>
     </w:r>
     <w:r>
       <w:t xml:space="preserve">o</w:t>
@@ -3434,10 +3437,7 @@
       <w:t xml:space="preserve">e</w:t>
     </w:r>
     <w:r>
-      <w:t xml:space="preserve">r</w:t>
-    </w:r>
-    <w:r>
-      <w:t xml:space="preserve">}}</w:t>
+      <w:t xml:space="preserve">r}</w:t>
     </w:r>
   </w:p>
   <w:p>
@@ -3445,16 +3445,19 @@
       <w:t xml:space="preserve">{</w:t>
     </w:r>
     <w:r>
-      <w:t xml:space="preserve">{</w:t>
+      <w:t xml:space="preserve">d</w:t>
+    </w:r>
+    <w:r>
+      <w:t xml:space="preserve">.</w:t>
     </w:r>
     <w:r>
       <w:t xml:space="preserve">c</w:t>
     </w:r>
     <w:r>
-      <w:t xml:space="preserve">u</w:t>
-    </w:r>
-    <w:r>
-      <w:t xml:space="preserve">st</w:t>
+      <w:t xml:space="preserve">us</w:t>
+    </w:r>
+    <w:r>
+      <w:t xml:space="preserve">t</w:t>
     </w:r>
     <w:r>
       <w:t xml:space="preserve">o</w:t>
@@ -3466,10 +3469,7 @@
       <w:t xml:space="preserve">e</w:t>
     </w:r>
     <w:r>
-      <w:t xml:space="preserve">r</w:t>
-    </w:r>
-    <w:r>
-      <w:t xml:space="preserve">}}</w:t>
+      <w:t xml:space="preserve">r}</w:t>
     </w:r>
   </w:p>
   <w:p>
@@ -3477,16 +3477,19 @@
       <w:t xml:space="preserve">{</w:t>
     </w:r>
     <w:r>
-      <w:t xml:space="preserve">{</w:t>
+      <w:t xml:space="preserve">d</w:t>
+    </w:r>
+    <w:r>
+      <w:t xml:space="preserve">.</w:t>
     </w:r>
     <w:r>
       <w:t xml:space="preserve">c</w:t>
     </w:r>
     <w:r>
-      <w:t xml:space="preserve">u</w:t>
-    </w:r>
-    <w:r>
-      <w:t xml:space="preserve">st</w:t>
+      <w:t xml:space="preserve">us</w:t>
+    </w:r>
+    <w:r>
+      <w:t xml:space="preserve">t</w:t>
     </w:r>
     <w:r>
       <w:t xml:space="preserve">o</w:t>
@@ -3498,10 +3501,7 @@
       <w:t xml:space="preserve">e</w:t>
     </w:r>
     <w:r>
-      <w:t xml:space="preserve">r</w:t>
-    </w:r>
-    <w:r>
-      <w:t xml:space="preserve">}}</w:t>
+      <w:t xml:space="preserve">r}</w:t>
     </w:r>
   </w:p>
   <w:p>
@@ -3509,7 +3509,7 @@
       <w:drawing>
         <wp:inline distT="0" distB="0" distL="0" distR="0">
           <wp:extent cx="914400" cy="609600"/>
-          <wp:docPr id="12" name="Picture 12" descr="{{image:blue}}"/>
+          <wp:docPr id="12" name="Picture 12" descr="{d.blue}"/>
           <a:graphic>
             <a:graphicData uri="http://schemas.openxmlformats.org/drawingml/2006/picture">
               <pic:pic>
@@ -3556,16 +3556,19 @@
       <w:t xml:space="preserve">{</w:t>
     </w:r>
     <w:r>
-      <w:t xml:space="preserve">{</w:t>
+      <w:t xml:space="preserve">d</w:t>
+    </w:r>
+    <w:r>
+      <w:t xml:space="preserve">.</w:t>
     </w:r>
     <w:r>
       <w:t xml:space="preserve">c</w:t>
     </w:r>
     <w:r>
-      <w:t xml:space="preserve">u</w:t>
-    </w:r>
-    <w:r>
-      <w:t xml:space="preserve">st</w:t>
+      <w:t xml:space="preserve">us</w:t>
+    </w:r>
+    <w:r>
+      <w:t xml:space="preserve">t</w:t>
     </w:r>
     <w:r>
       <w:t xml:space="preserve">o</w:t>
@@ -3577,10 +3580,7 @@
       <w:t xml:space="preserve">e</w:t>
     </w:r>
     <w:r>
-      <w:t xml:space="preserve">r</w:t>
-    </w:r>
-    <w:r>
-      <w:t xml:space="preserve">}}</w:t>
+      <w:t xml:space="preserve">r}</w:t>
     </w:r>
   </w:p>
   <w:p>
@@ -3588,16 +3588,19 @@
       <w:t xml:space="preserve">{</w:t>
     </w:r>
     <w:r>
-      <w:t xml:space="preserve">{</w:t>
+      <w:t xml:space="preserve">d</w:t>
+    </w:r>
+    <w:r>
+      <w:t xml:space="preserve">.</w:t>
     </w:r>
     <w:r>
       <w:t xml:space="preserve">c</w:t>
     </w:r>
     <w:r>
-      <w:t xml:space="preserve">u</w:t>
-    </w:r>
-    <w:r>
-      <w:t xml:space="preserve">st</w:t>
+      <w:t xml:space="preserve">us</w:t>
+    </w:r>
+    <w:r>
+      <w:t xml:space="preserve">t</w:t>
     </w:r>
     <w:r>
       <w:t xml:space="preserve">o</w:t>
@@ -3609,10 +3612,7 @@
       <w:t xml:space="preserve">e</w:t>
     </w:r>
     <w:r>
-      <w:t xml:space="preserve">r</w:t>
-    </w:r>
-    <w:r>
-      <w:t xml:space="preserve">}}</w:t>
+      <w:t xml:space="preserve">r}</w:t>
     </w:r>
   </w:p>
   <w:p>
@@ -3620,16 +3620,19 @@
       <w:t xml:space="preserve">{</w:t>
     </w:r>
     <w:r>
-      <w:t xml:space="preserve">{</w:t>
+      <w:t xml:space="preserve">d</w:t>
+    </w:r>
+    <w:r>
+      <w:t xml:space="preserve">.</w:t>
     </w:r>
     <w:r>
       <w:t xml:space="preserve">c</w:t>
     </w:r>
     <w:r>
-      <w:t xml:space="preserve">u</w:t>
-    </w:r>
-    <w:r>
-      <w:t xml:space="preserve">st</w:t>
+      <w:t xml:space="preserve">us</w:t>
+    </w:r>
+    <w:r>
+      <w:t xml:space="preserve">t</w:t>
     </w:r>
     <w:r>
       <w:t xml:space="preserve">o</w:t>
@@ -3641,10 +3644,7 @@
       <w:t xml:space="preserve">e</w:t>
     </w:r>
     <w:r>
-      <w:t xml:space="preserve">r</w:t>
-    </w:r>
-    <w:r>
-      <w:t xml:space="preserve">}}</w:t>
+      <w:t xml:space="preserve">r}</w:t>
     </w:r>
   </w:p>
   <w:p>
@@ -3652,16 +3652,19 @@
       <w:t xml:space="preserve">{</w:t>
     </w:r>
     <w:r>
-      <w:t xml:space="preserve">{</w:t>
+      <w:t xml:space="preserve">d</w:t>
+    </w:r>
+    <w:r>
+      <w:t xml:space="preserve">.</w:t>
     </w:r>
     <w:r>
       <w:t xml:space="preserve">c</w:t>
     </w:r>
     <w:r>
-      <w:t xml:space="preserve">u</w:t>
-    </w:r>
-    <w:r>
-      <w:t xml:space="preserve">st</w:t>
+      <w:t xml:space="preserve">us</w:t>
+    </w:r>
+    <w:r>
+      <w:t xml:space="preserve">t</w:t>
     </w:r>
     <w:r>
       <w:t xml:space="preserve">o</w:t>
@@ -3673,10 +3676,7 @@
       <w:t xml:space="preserve">e</w:t>
     </w:r>
     <w:r>
-      <w:t xml:space="preserve">r</w:t>
-    </w:r>
-    <w:r>
-      <w:t xml:space="preserve">}}</w:t>
+      <w:t xml:space="preserve">r}</w:t>
     </w:r>
   </w:p>
   <w:p>
@@ -3684,16 +3684,19 @@
       <w:t xml:space="preserve">{</w:t>
     </w:r>
     <w:r>
-      <w:t xml:space="preserve">{</w:t>
+      <w:t xml:space="preserve">d</w:t>
+    </w:r>
+    <w:r>
+      <w:t xml:space="preserve">.</w:t>
     </w:r>
     <w:r>
       <w:t xml:space="preserve">c</w:t>
     </w:r>
     <w:r>
-      <w:t xml:space="preserve">u</w:t>
-    </w:r>
-    <w:r>
-      <w:t xml:space="preserve">st</w:t>
+      <w:t xml:space="preserve">us</w:t>
+    </w:r>
+    <w:r>
+      <w:t xml:space="preserve">t</w:t>
     </w:r>
     <w:r>
       <w:t xml:space="preserve">o</w:t>
@@ -3705,10 +3708,7 @@
       <w:t xml:space="preserve">e</w:t>
     </w:r>
     <w:r>
-      <w:t xml:space="preserve">r</w:t>
-    </w:r>
-    <w:r>
-      <w:t xml:space="preserve">}}</w:t>
+      <w:t xml:space="preserve">r}</w:t>
     </w:r>
   </w:p>
   <w:p>
@@ -3716,16 +3716,19 @@
       <w:t xml:space="preserve">{</w:t>
     </w:r>
     <w:r>
-      <w:t xml:space="preserve">{</w:t>
+      <w:t xml:space="preserve">d</w:t>
+    </w:r>
+    <w:r>
+      <w:t xml:space="preserve">.</w:t>
     </w:r>
     <w:r>
       <w:t xml:space="preserve">c</w:t>
     </w:r>
     <w:r>
-      <w:t xml:space="preserve">u</w:t>
-    </w:r>
-    <w:r>
-      <w:t xml:space="preserve">st</w:t>
+      <w:t xml:space="preserve">us</w:t>
+    </w:r>
+    <w:r>
+      <w:t xml:space="preserve">t</w:t>
     </w:r>
     <w:r>
       <w:t xml:space="preserve">o</w:t>
@@ -3737,10 +3740,7 @@
       <w:t xml:space="preserve">e</w:t>
     </w:r>
     <w:r>
-      <w:t xml:space="preserve">r</w:t>
-    </w:r>
-    <w:r>
-      <w:t xml:space="preserve">}}</w:t>
+      <w:t xml:space="preserve">r}</w:t>
     </w:r>
   </w:p>
   <w:p>
@@ -3748,16 +3748,19 @@
       <w:t xml:space="preserve">{</w:t>
     </w:r>
     <w:r>
-      <w:t xml:space="preserve">{</w:t>
+      <w:t xml:space="preserve">d</w:t>
+    </w:r>
+    <w:r>
+      <w:t xml:space="preserve">.</w:t>
     </w:r>
     <w:r>
       <w:t xml:space="preserve">c</w:t>
     </w:r>
     <w:r>
-      <w:t xml:space="preserve">u</w:t>
-    </w:r>
-    <w:r>
-      <w:t xml:space="preserve">st</w:t>
+      <w:t xml:space="preserve">us</w:t>
+    </w:r>
+    <w:r>
+      <w:t xml:space="preserve">t</w:t>
     </w:r>
     <w:r>
       <w:t xml:space="preserve">o</w:t>
@@ -3769,10 +3772,7 @@
       <w:t xml:space="preserve">e</w:t>
     </w:r>
     <w:r>
-      <w:t xml:space="preserve">r</w:t>
-    </w:r>
-    <w:r>
-      <w:t xml:space="preserve">}}</w:t>
+      <w:t xml:space="preserve">r}</w:t>
     </w:r>
   </w:p>
   <w:p>
@@ -3780,16 +3780,19 @@
       <w:t xml:space="preserve">{</w:t>
     </w:r>
     <w:r>
-      <w:t xml:space="preserve">{</w:t>
+      <w:t xml:space="preserve">d</w:t>
+    </w:r>
+    <w:r>
+      <w:t xml:space="preserve">.</w:t>
     </w:r>
     <w:r>
       <w:t xml:space="preserve">c</w:t>
     </w:r>
     <w:r>
-      <w:t xml:space="preserve">u</w:t>
-    </w:r>
-    <w:r>
-      <w:t xml:space="preserve">st</w:t>
+      <w:t xml:space="preserve">us</w:t>
+    </w:r>
+    <w:r>
+      <w:t xml:space="preserve">t</w:t>
     </w:r>
     <w:r>
       <w:t xml:space="preserve">o</w:t>
@@ -3801,10 +3804,7 @@
       <w:t xml:space="preserve">e</w:t>
     </w:r>
     <w:r>
-      <w:t xml:space="preserve">r</w:t>
-    </w:r>
-    <w:r>
-      <w:t xml:space="preserve">}}</w:t>
+      <w:t xml:space="preserve">r}</w:t>
     </w:r>
   </w:p>
   <w:p>
@@ -3812,16 +3812,19 @@
       <w:t xml:space="preserve">{</w:t>
     </w:r>
     <w:r>
-      <w:t xml:space="preserve">{</w:t>
+      <w:t xml:space="preserve">d</w:t>
+    </w:r>
+    <w:r>
+      <w:t xml:space="preserve">.</w:t>
     </w:r>
     <w:r>
       <w:t xml:space="preserve">c</w:t>
     </w:r>
     <w:r>
-      <w:t xml:space="preserve">u</w:t>
-    </w:r>
-    <w:r>
-      <w:t xml:space="preserve">st</w:t>
+      <w:t xml:space="preserve">us</w:t>
+    </w:r>
+    <w:r>
+      <w:t xml:space="preserve">t</w:t>
     </w:r>
     <w:r>
       <w:t xml:space="preserve">o</w:t>
@@ -3833,10 +3836,7 @@
       <w:t xml:space="preserve">e</w:t>
     </w:r>
     <w:r>
-      <w:t xml:space="preserve">r</w:t>
-    </w:r>
-    <w:r>
-      <w:t xml:space="preserve">}}</w:t>
+      <w:t xml:space="preserve">r}</w:t>
     </w:r>
   </w:p>
   <w:p>
@@ -3844,7 +3844,7 @@
       <w:drawing>
         <wp:inline distT="0" distB="0" distL="0" distR="0">
           <wp:extent cx="914400" cy="609600"/>
-          <wp:docPr id="11" name="Picture 11" descr="{{image:red}}"/>
+          <wp:docPr id="11" name="Picture 11" descr="{d.red}"/>
           <a:graphic>
             <a:graphicData uri="http://schemas.openxmlformats.org/drawingml/2006/picture">
               <pic:pic>
